--- a/Documentation/Week 2/Minutes_Group21_Wk2_Client_Meeting.docx
+++ b/Documentation/Week 2/Minutes_Group21_Wk2_Client_Meeting.docx
@@ -186,6 +186,12 @@
         </w:rPr>
         <w:t>, Oliver, Adrian</w:t>
       </w:r>
+      <w:r>
+        <w:rPr>
+          <w:lang w:val="en-US"/>
+        </w:rPr>
+        <w:t>, Dylan</w:t>
+      </w:r>
     </w:p>
     <w:p>
       <w:pPr>
@@ -207,7 +213,7 @@
         <w:rPr>
           <w:lang w:val="en-US"/>
         </w:rPr>
-        <w:t>Murphy, Terry, Dylan</w:t>
+        <w:t>Murphy, Terry</w:t>
       </w:r>
     </w:p>
     <w:p>
@@ -284,6 +290,12 @@
         </w:rPr>
         <w:t xml:space="preserve"> </w:t>
       </w:r>
+      <w:r>
+        <w:rPr>
+          <w:lang w:val="en-US"/>
+        </w:rPr>
+        <w:t>2.30pm</w:t>
+      </w:r>
     </w:p>
     <w:tbl>
       <w:tblPr>
@@ -553,7 +565,23 @@
                 <w:szCs w:val="20"/>
                 <w:lang w:val="en-US"/>
               </w:rPr>
-              <w:t>Everyone introduces themselves</w:t>
+              <w:t>Everyone introduce</w:t>
+            </w:r>
+            <w:r>
+              <w:rPr>
+                <w:sz w:val="20"/>
+                <w:szCs w:val="20"/>
+                <w:lang w:val="en-US"/>
+              </w:rPr>
+              <w:t>d</w:t>
+            </w:r>
+            <w:r>
+              <w:rPr>
+                <w:sz w:val="20"/>
+                <w:szCs w:val="20"/>
+                <w:lang w:val="en-US"/>
+              </w:rPr>
+              <w:t xml:space="preserve"> themselves</w:t>
             </w:r>
           </w:p>
         </w:tc>
@@ -593,6 +621,14 @@
                 <w:lang w:val="en-US"/>
               </w:rPr>
             </w:pPr>
+            <w:r>
+              <w:rPr>
+                <w:sz w:val="20"/>
+                <w:szCs w:val="20"/>
+                <w:lang w:val="en-US"/>
+              </w:rPr>
+              <w:t>1335</w:t>
+            </w:r>
           </w:p>
         </w:tc>
         <w:tc>
@@ -611,6 +647,14 @@
                 <w:lang w:val="en-US"/>
               </w:rPr>
             </w:pPr>
+            <w:r>
+              <w:rPr>
+                <w:sz w:val="20"/>
+                <w:szCs w:val="20"/>
+                <w:lang w:val="en-US"/>
+              </w:rPr>
+              <w:t>2</w:t>
+            </w:r>
           </w:p>
         </w:tc>
         <w:tc>
@@ -629,6 +673,22 @@
                 <w:lang w:val="en-US"/>
               </w:rPr>
             </w:pPr>
+            <w:r>
+              <w:rPr>
+                <w:sz w:val="20"/>
+                <w:szCs w:val="20"/>
+                <w:lang w:val="en-US"/>
+              </w:rPr>
+              <w:t>Initial</w:t>
+            </w:r>
+            <w:r>
+              <w:rPr>
+                <w:sz w:val="20"/>
+                <w:szCs w:val="20"/>
+                <w:lang w:val="en-US"/>
+              </w:rPr>
+              <w:t xml:space="preserve"> Questions</w:t>
+            </w:r>
           </w:p>
         </w:tc>
         <w:tc>
@@ -647,6 +707,488 @@
                 <w:lang w:val="en-US"/>
               </w:rPr>
             </w:pPr>
+            <w:r>
+              <w:rPr>
+                <w:sz w:val="20"/>
+                <w:szCs w:val="20"/>
+                <w:lang w:val="en-US"/>
+              </w:rPr>
+              <w:t>Client answered some initial questions:</w:t>
+            </w:r>
+          </w:p>
+          <w:p>
+            <w:pPr>
+              <w:pStyle w:val="ListParagraph"/>
+              <w:numPr>
+                <w:ilvl w:val="0"/>
+                <w:numId w:val="3"/>
+              </w:numPr>
+              <w:tabs>
+                <w:tab w:val="center" w:pos="4513"/>
+                <w:tab w:val="left" w:pos="5844"/>
+              </w:tabs>
+              <w:rPr>
+                <w:sz w:val="20"/>
+                <w:szCs w:val="20"/>
+                <w:lang w:val="en-US"/>
+              </w:rPr>
+            </w:pPr>
+            <w:r>
+              <w:rPr>
+                <w:sz w:val="20"/>
+                <w:szCs w:val="20"/>
+                <w:lang w:val="en-US"/>
+              </w:rPr>
+              <w:t>We are u</w:t>
+            </w:r>
+            <w:r>
+              <w:rPr>
+                <w:sz w:val="20"/>
+                <w:szCs w:val="20"/>
+                <w:lang w:val="en-US"/>
+              </w:rPr>
+              <w:t>s</w:t>
+            </w:r>
+            <w:r>
+              <w:rPr>
+                <w:sz w:val="20"/>
+                <w:szCs w:val="20"/>
+                <w:lang w:val="en-US"/>
+              </w:rPr>
+              <w:t>ing</w:t>
+            </w:r>
+            <w:r>
+              <w:rPr>
+                <w:sz w:val="20"/>
+                <w:szCs w:val="20"/>
+                <w:lang w:val="en-US"/>
+              </w:rPr>
+              <w:t xml:space="preserve"> the</w:t>
+            </w:r>
+            <w:r>
+              <w:rPr>
+                <w:sz w:val="20"/>
+                <w:szCs w:val="20"/>
+                <w:lang w:val="en-US"/>
+              </w:rPr>
+              <w:t xml:space="preserve"> </w:t>
+            </w:r>
+            <w:r>
+              <w:rPr>
+                <w:sz w:val="20"/>
+                <w:szCs w:val="20"/>
+                <w:lang w:val="en-US"/>
+              </w:rPr>
+              <w:t>Python</w:t>
+            </w:r>
+            <w:r>
+              <w:rPr>
+                <w:sz w:val="20"/>
+                <w:szCs w:val="20"/>
+                <w:lang w:val="en-US"/>
+              </w:rPr>
+              <w:t xml:space="preserve"> version of the</w:t>
+            </w:r>
+            <w:r>
+              <w:rPr>
+                <w:sz w:val="20"/>
+                <w:szCs w:val="20"/>
+                <w:lang w:val="en-US"/>
+              </w:rPr>
+              <w:t xml:space="preserve"> </w:t>
+            </w:r>
+            <w:r>
+              <w:rPr>
+                <w:sz w:val="20"/>
+                <w:szCs w:val="20"/>
+                <w:lang w:val="en-US"/>
+              </w:rPr>
+              <w:t xml:space="preserve">Unitree </w:t>
+            </w:r>
+            <w:r>
+              <w:rPr>
+                <w:sz w:val="20"/>
+                <w:szCs w:val="20"/>
+                <w:lang w:val="en-US"/>
+              </w:rPr>
+              <w:t>SDK</w:t>
+            </w:r>
+            <w:r>
+              <w:rPr>
+                <w:sz w:val="20"/>
+                <w:szCs w:val="20"/>
+                <w:lang w:val="en-US"/>
+              </w:rPr>
+              <w:t xml:space="preserve"> to ‘talk’ to the robot</w:t>
+            </w:r>
+            <w:r>
+              <w:rPr>
+                <w:sz w:val="20"/>
+                <w:szCs w:val="20"/>
+                <w:lang w:val="en-US"/>
+              </w:rPr>
+              <w:t>. The SDK language will not affect anything.</w:t>
+            </w:r>
+          </w:p>
+          <w:p>
+            <w:pPr>
+              <w:pStyle w:val="ListParagraph"/>
+              <w:numPr>
+                <w:ilvl w:val="0"/>
+                <w:numId w:val="3"/>
+              </w:numPr>
+              <w:tabs>
+                <w:tab w:val="center" w:pos="4513"/>
+                <w:tab w:val="left" w:pos="5844"/>
+              </w:tabs>
+              <w:rPr>
+                <w:sz w:val="20"/>
+                <w:szCs w:val="20"/>
+                <w:lang w:val="en-US"/>
+              </w:rPr>
+            </w:pPr>
+            <w:r>
+              <w:rPr>
+                <w:sz w:val="20"/>
+                <w:szCs w:val="20"/>
+                <w:lang w:val="en-US"/>
+              </w:rPr>
+              <w:t>The p</w:t>
+            </w:r>
+            <w:r>
+              <w:rPr>
+                <w:sz w:val="20"/>
+                <w:szCs w:val="20"/>
+                <w:lang w:val="en-US"/>
+              </w:rPr>
+              <w:t xml:space="preserve">roduct </w:t>
+            </w:r>
+            <w:r>
+              <w:rPr>
+                <w:sz w:val="20"/>
+                <w:szCs w:val="20"/>
+                <w:lang w:val="en-US"/>
+              </w:rPr>
+              <w:t>will be a program</w:t>
+            </w:r>
+            <w:r>
+              <w:rPr>
+                <w:sz w:val="20"/>
+                <w:szCs w:val="20"/>
+                <w:lang w:val="en-US"/>
+              </w:rPr>
+              <w:t xml:space="preserve"> to ‘run the robot’</w:t>
+            </w:r>
+          </w:p>
+          <w:p>
+            <w:pPr>
+              <w:pStyle w:val="ListParagraph"/>
+              <w:numPr>
+                <w:ilvl w:val="1"/>
+                <w:numId w:val="3"/>
+              </w:numPr>
+              <w:tabs>
+                <w:tab w:val="center" w:pos="4513"/>
+                <w:tab w:val="left" w:pos="5844"/>
+              </w:tabs>
+              <w:rPr>
+                <w:sz w:val="20"/>
+                <w:szCs w:val="20"/>
+                <w:lang w:val="en-US"/>
+              </w:rPr>
+            </w:pPr>
+            <w:r>
+              <w:rPr>
+                <w:sz w:val="20"/>
+                <w:szCs w:val="20"/>
+                <w:lang w:val="en-US"/>
+              </w:rPr>
+              <w:t>The robot will mimic and copy people’s</w:t>
+            </w:r>
+            <w:r>
+              <w:rPr>
+                <w:sz w:val="20"/>
+                <w:szCs w:val="20"/>
+                <w:lang w:val="en-US"/>
+              </w:rPr>
+              <w:t xml:space="preserve"> actions</w:t>
+            </w:r>
+            <w:r>
+              <w:rPr>
+                <w:sz w:val="20"/>
+                <w:szCs w:val="20"/>
+                <w:lang w:val="en-US"/>
+              </w:rPr>
+              <w:t>.</w:t>
+            </w:r>
+          </w:p>
+          <w:p>
+            <w:pPr>
+              <w:pStyle w:val="ListParagraph"/>
+              <w:numPr>
+                <w:ilvl w:val="1"/>
+                <w:numId w:val="3"/>
+              </w:numPr>
+              <w:tabs>
+                <w:tab w:val="center" w:pos="4513"/>
+                <w:tab w:val="left" w:pos="5844"/>
+              </w:tabs>
+              <w:rPr>
+                <w:sz w:val="20"/>
+                <w:szCs w:val="20"/>
+                <w:lang w:val="en-US"/>
+              </w:rPr>
+            </w:pPr>
+            <w:r>
+              <w:rPr>
+                <w:sz w:val="20"/>
+                <w:szCs w:val="20"/>
+                <w:lang w:val="en-US"/>
+              </w:rPr>
+              <w:t xml:space="preserve">The robot will also respond to action commands informing it to complete a task (i.e. </w:t>
+            </w:r>
+            <w:r>
+              <w:rPr>
+                <w:sz w:val="20"/>
+                <w:szCs w:val="20"/>
+                <w:lang w:val="en-US"/>
+              </w:rPr>
+              <w:t>wave hand in a circle -&gt; robot turns around)</w:t>
+            </w:r>
+          </w:p>
+          <w:p>
+            <w:pPr>
+              <w:pStyle w:val="ListParagraph"/>
+              <w:numPr>
+                <w:ilvl w:val="0"/>
+                <w:numId w:val="3"/>
+              </w:numPr>
+              <w:tabs>
+                <w:tab w:val="center" w:pos="4513"/>
+                <w:tab w:val="left" w:pos="5844"/>
+              </w:tabs>
+              <w:rPr>
+                <w:sz w:val="20"/>
+                <w:szCs w:val="20"/>
+                <w:lang w:val="en-US"/>
+              </w:rPr>
+            </w:pPr>
+            <w:r>
+              <w:rPr>
+                <w:sz w:val="20"/>
+                <w:szCs w:val="20"/>
+                <w:lang w:val="en-US"/>
+              </w:rPr>
+              <w:t xml:space="preserve">Clientele </w:t>
+            </w:r>
+            <w:r>
+              <w:rPr>
+                <w:sz w:val="20"/>
+                <w:szCs w:val="20"/>
+                <w:lang w:val="en-US"/>
+              </w:rPr>
+              <w:t xml:space="preserve">/ target audience </w:t>
+            </w:r>
+            <w:r>
+              <w:rPr>
+                <w:sz w:val="20"/>
+                <w:szCs w:val="20"/>
+                <w:lang w:val="en-US"/>
+              </w:rPr>
+              <w:t xml:space="preserve">would be real people </w:t>
+            </w:r>
+            <w:r>
+              <w:rPr>
+                <w:sz w:val="20"/>
+                <w:szCs w:val="20"/>
+                <w:lang w:val="en-US"/>
+              </w:rPr>
+              <w:t>in a physio</w:t>
+            </w:r>
+            <w:r>
+              <w:rPr>
+                <w:sz w:val="20"/>
+                <w:szCs w:val="20"/>
+                <w:lang w:val="en-US"/>
+              </w:rPr>
+              <w:t xml:space="preserve"> / health science environment who will mimic the program the robot runs.</w:t>
+            </w:r>
+          </w:p>
+          <w:p>
+            <w:pPr>
+              <w:pStyle w:val="ListParagraph"/>
+              <w:numPr>
+                <w:ilvl w:val="0"/>
+                <w:numId w:val="3"/>
+              </w:numPr>
+              <w:tabs>
+                <w:tab w:val="center" w:pos="4513"/>
+                <w:tab w:val="left" w:pos="5844"/>
+              </w:tabs>
+              <w:rPr>
+                <w:sz w:val="20"/>
+                <w:szCs w:val="20"/>
+                <w:lang w:val="en-US"/>
+              </w:rPr>
+            </w:pPr>
+            <w:r>
+              <w:rPr>
+                <w:sz w:val="20"/>
+                <w:szCs w:val="20"/>
+                <w:lang w:val="en-US"/>
+              </w:rPr>
+              <w:t xml:space="preserve">Our first milestone is to </w:t>
+            </w:r>
+            <w:r>
+              <w:rPr>
+                <w:sz w:val="20"/>
+                <w:szCs w:val="20"/>
+                <w:lang w:val="en-US"/>
+              </w:rPr>
+              <w:t>develop a working understanding of how everything is put together</w:t>
+            </w:r>
+            <w:r>
+              <w:rPr>
+                <w:sz w:val="20"/>
+                <w:szCs w:val="20"/>
+                <w:lang w:val="en-US"/>
+              </w:rPr>
+              <w:t xml:space="preserve"> and to research the different topics</w:t>
+            </w:r>
+            <w:r>
+              <w:rPr>
+                <w:sz w:val="20"/>
+                <w:szCs w:val="20"/>
+                <w:lang w:val="en-US"/>
+              </w:rPr>
+              <w:t xml:space="preserve"> explained to us</w:t>
+            </w:r>
+          </w:p>
+          <w:p>
+            <w:pPr>
+              <w:pStyle w:val="ListParagraph"/>
+              <w:numPr>
+                <w:ilvl w:val="0"/>
+                <w:numId w:val="3"/>
+              </w:numPr>
+              <w:tabs>
+                <w:tab w:val="center" w:pos="4513"/>
+                <w:tab w:val="left" w:pos="5844"/>
+              </w:tabs>
+              <w:rPr>
+                <w:sz w:val="20"/>
+                <w:szCs w:val="20"/>
+                <w:lang w:val="en-US"/>
+              </w:rPr>
+            </w:pPr>
+            <w:r>
+              <w:rPr>
+                <w:sz w:val="20"/>
+                <w:szCs w:val="20"/>
+                <w:lang w:val="en-US"/>
+              </w:rPr>
+              <w:t>Before testing the program on the robot</w:t>
+            </w:r>
+            <w:r>
+              <w:rPr>
+                <w:sz w:val="20"/>
+                <w:szCs w:val="20"/>
+                <w:lang w:val="en-US"/>
+              </w:rPr>
+              <w:t>, testing will be done on a simulator first.</w:t>
+            </w:r>
+          </w:p>
+          <w:p>
+            <w:pPr>
+              <w:pStyle w:val="ListParagraph"/>
+              <w:numPr>
+                <w:ilvl w:val="0"/>
+                <w:numId w:val="3"/>
+              </w:numPr>
+              <w:tabs>
+                <w:tab w:val="center" w:pos="4513"/>
+                <w:tab w:val="left" w:pos="5844"/>
+              </w:tabs>
+              <w:rPr>
+                <w:sz w:val="20"/>
+                <w:szCs w:val="20"/>
+                <w:lang w:val="en-US"/>
+              </w:rPr>
+            </w:pPr>
+            <w:r>
+              <w:rPr>
+                <w:sz w:val="20"/>
+                <w:szCs w:val="20"/>
+                <w:lang w:val="en-US"/>
+              </w:rPr>
+              <w:t xml:space="preserve">We </w:t>
+            </w:r>
+            <w:r>
+              <w:rPr>
+                <w:sz w:val="20"/>
+                <w:szCs w:val="20"/>
+                <w:lang w:val="en-US"/>
+              </w:rPr>
+              <w:t>are recommended</w:t>
+            </w:r>
+            <w:r>
+              <w:rPr>
+                <w:sz w:val="20"/>
+                <w:szCs w:val="20"/>
+                <w:lang w:val="en-US"/>
+              </w:rPr>
+              <w:t xml:space="preserve"> to use Ubuntu 22 instead of 20 for development. </w:t>
+            </w:r>
+          </w:p>
+          <w:p>
+            <w:pPr>
+              <w:pStyle w:val="ListParagraph"/>
+              <w:numPr>
+                <w:ilvl w:val="0"/>
+                <w:numId w:val="3"/>
+              </w:numPr>
+              <w:tabs>
+                <w:tab w:val="center" w:pos="4513"/>
+                <w:tab w:val="left" w:pos="5844"/>
+              </w:tabs>
+              <w:rPr>
+                <w:sz w:val="20"/>
+                <w:szCs w:val="20"/>
+                <w:lang w:val="en-US"/>
+              </w:rPr>
+            </w:pPr>
+            <w:r>
+              <w:rPr>
+                <w:sz w:val="20"/>
+                <w:szCs w:val="20"/>
+                <w:lang w:val="en-US"/>
+              </w:rPr>
+              <w:t xml:space="preserve">We are also recommended to set up a docker </w:t>
+            </w:r>
+            <w:r>
+              <w:rPr>
+                <w:sz w:val="20"/>
+                <w:szCs w:val="20"/>
+                <w:lang w:val="en-US"/>
+              </w:rPr>
+              <w:t>with Ubuntu 22 inside it for development</w:t>
+            </w:r>
+            <w:r>
+              <w:rPr>
+                <w:sz w:val="20"/>
+                <w:szCs w:val="20"/>
+                <w:lang w:val="en-US"/>
+              </w:rPr>
+              <w:t xml:space="preserve"> on each of our machines</w:t>
+            </w:r>
+            <w:r>
+              <w:rPr>
+                <w:sz w:val="20"/>
+                <w:szCs w:val="20"/>
+                <w:lang w:val="en-US"/>
+              </w:rPr>
+              <w:t>.</w:t>
+            </w:r>
           </w:p>
         </w:tc>
         <w:tc>
@@ -685,6 +1227,14 @@
                 <w:lang w:val="en-US"/>
               </w:rPr>
             </w:pPr>
+            <w:r>
+              <w:rPr>
+                <w:sz w:val="20"/>
+                <w:szCs w:val="20"/>
+                <w:lang w:val="en-US"/>
+              </w:rPr>
+              <w:t>1355</w:t>
+            </w:r>
           </w:p>
         </w:tc>
         <w:tc>
@@ -703,6 +1253,14 @@
                 <w:lang w:val="en-US"/>
               </w:rPr>
             </w:pPr>
+            <w:r>
+              <w:rPr>
+                <w:sz w:val="20"/>
+                <w:szCs w:val="20"/>
+                <w:lang w:val="en-US"/>
+              </w:rPr>
+              <w:t>3</w:t>
+            </w:r>
           </w:p>
         </w:tc>
         <w:tc>
@@ -721,6 +1279,14 @@
                 <w:lang w:val="en-US"/>
               </w:rPr>
             </w:pPr>
+            <w:r>
+              <w:rPr>
+                <w:sz w:val="20"/>
+                <w:szCs w:val="20"/>
+                <w:lang w:val="en-US"/>
+              </w:rPr>
+              <w:t>Topics to learn and</w:t>
+            </w:r>
           </w:p>
         </w:tc>
         <w:tc>
@@ -739,6 +1305,521 @@
                 <w:lang w:val="en-US"/>
               </w:rPr>
             </w:pPr>
+            <w:r>
+              <w:rPr>
+                <w:sz w:val="20"/>
+                <w:szCs w:val="20"/>
+                <w:lang w:val="en-US"/>
+              </w:rPr>
+              <w:t>To Learn:</w:t>
+            </w:r>
+          </w:p>
+          <w:p>
+            <w:pPr>
+              <w:pStyle w:val="ListParagraph"/>
+              <w:numPr>
+                <w:ilvl w:val="0"/>
+                <w:numId w:val="2"/>
+              </w:numPr>
+              <w:tabs>
+                <w:tab w:val="center" w:pos="4513"/>
+                <w:tab w:val="left" w:pos="5844"/>
+              </w:tabs>
+              <w:rPr>
+                <w:sz w:val="20"/>
+                <w:szCs w:val="20"/>
+                <w:lang w:val="en-US"/>
+              </w:rPr>
+            </w:pPr>
+            <w:r>
+              <w:rPr>
+                <w:sz w:val="20"/>
+                <w:szCs w:val="20"/>
+                <w:lang w:val="en-US"/>
+              </w:rPr>
+              <w:t>G1 SDK</w:t>
+            </w:r>
+            <w:r>
+              <w:rPr>
+                <w:sz w:val="20"/>
+                <w:szCs w:val="20"/>
+                <w:lang w:val="en-US"/>
+              </w:rPr>
+              <w:t xml:space="preserve"> and Development documentation</w:t>
+            </w:r>
+          </w:p>
+          <w:p>
+            <w:pPr>
+              <w:pStyle w:val="ListParagraph"/>
+              <w:numPr>
+                <w:ilvl w:val="0"/>
+                <w:numId w:val="2"/>
+              </w:numPr>
+              <w:tabs>
+                <w:tab w:val="center" w:pos="4513"/>
+                <w:tab w:val="left" w:pos="5844"/>
+              </w:tabs>
+              <w:rPr>
+                <w:sz w:val="20"/>
+                <w:szCs w:val="20"/>
+                <w:lang w:val="en-US"/>
+              </w:rPr>
+            </w:pPr>
+            <w:r>
+              <w:rPr>
+                <w:sz w:val="20"/>
+                <w:szCs w:val="20"/>
+                <w:lang w:val="en-US"/>
+              </w:rPr>
+              <w:t>G</w:t>
+            </w:r>
+            <w:r>
+              <w:rPr>
+                <w:sz w:val="20"/>
+                <w:szCs w:val="20"/>
+                <w:lang w:val="en-US"/>
+              </w:rPr>
+              <w:t xml:space="preserve">eneral </w:t>
+            </w:r>
+            <w:r>
+              <w:rPr>
+                <w:sz w:val="20"/>
+                <w:szCs w:val="20"/>
+                <w:lang w:val="en-US"/>
+              </w:rPr>
+              <w:t>M</w:t>
+            </w:r>
+            <w:r>
+              <w:rPr>
+                <w:sz w:val="20"/>
+                <w:szCs w:val="20"/>
+                <w:lang w:val="en-US"/>
+              </w:rPr>
+              <w:t xml:space="preserve">otion </w:t>
+            </w:r>
+            <w:r>
+              <w:rPr>
+                <w:sz w:val="20"/>
+                <w:szCs w:val="20"/>
+                <w:lang w:val="en-US"/>
+              </w:rPr>
+              <w:t>R</w:t>
+            </w:r>
+            <w:r>
+              <w:rPr>
+                <w:sz w:val="20"/>
+                <w:szCs w:val="20"/>
+                <w:lang w:val="en-US"/>
+              </w:rPr>
+              <w:t xml:space="preserve">etargeting </w:t>
+            </w:r>
+            <w:r>
+              <w:rPr>
+                <w:sz w:val="20"/>
+                <w:szCs w:val="20"/>
+                <w:lang w:val="en-US"/>
+              </w:rPr>
+              <w:t xml:space="preserve">(GMR) </w:t>
+            </w:r>
+            <w:r>
+              <w:rPr>
+                <w:sz w:val="20"/>
+                <w:szCs w:val="20"/>
+                <w:lang w:val="en-US"/>
+              </w:rPr>
+              <w:t>(</w:t>
+            </w:r>
+            <w:proofErr w:type="spellStart"/>
+            <w:r>
+              <w:rPr>
+                <w:sz w:val="20"/>
+                <w:szCs w:val="20"/>
+                <w:lang w:val="en-US"/>
+              </w:rPr>
+              <w:t>Github</w:t>
+            </w:r>
+            <w:proofErr w:type="spellEnd"/>
+            <w:r>
+              <w:rPr>
+                <w:sz w:val="20"/>
+                <w:szCs w:val="20"/>
+                <w:lang w:val="en-US"/>
+              </w:rPr>
+              <w:t>)</w:t>
+            </w:r>
+          </w:p>
+          <w:p>
+            <w:pPr>
+              <w:pStyle w:val="ListParagraph"/>
+              <w:numPr>
+                <w:ilvl w:val="1"/>
+                <w:numId w:val="2"/>
+              </w:numPr>
+              <w:tabs>
+                <w:tab w:val="center" w:pos="4513"/>
+                <w:tab w:val="left" w:pos="5844"/>
+              </w:tabs>
+              <w:rPr>
+                <w:sz w:val="20"/>
+                <w:szCs w:val="20"/>
+                <w:lang w:val="en-US"/>
+              </w:rPr>
+            </w:pPr>
+            <w:r>
+              <w:rPr>
+                <w:sz w:val="20"/>
+                <w:szCs w:val="20"/>
+                <w:lang w:val="en-US"/>
+              </w:rPr>
+              <w:t xml:space="preserve">Paired with </w:t>
+            </w:r>
+            <w:proofErr w:type="spellStart"/>
+            <w:r>
+              <w:rPr>
+                <w:sz w:val="20"/>
+                <w:szCs w:val="20"/>
+                <w:lang w:val="en-US"/>
+              </w:rPr>
+              <w:t>Xsens</w:t>
+            </w:r>
+            <w:proofErr w:type="spellEnd"/>
+            <w:r>
+              <w:rPr>
+                <w:sz w:val="20"/>
+                <w:szCs w:val="20"/>
+                <w:lang w:val="en-US"/>
+              </w:rPr>
+              <w:t xml:space="preserve"> motions capture</w:t>
+            </w:r>
+            <w:r>
+              <w:rPr>
+                <w:sz w:val="20"/>
+                <w:szCs w:val="20"/>
+                <w:lang w:val="en-US"/>
+              </w:rPr>
+              <w:t xml:space="preserve"> suit</w:t>
+            </w:r>
+          </w:p>
+          <w:p>
+            <w:pPr>
+              <w:pStyle w:val="ListParagraph"/>
+              <w:numPr>
+                <w:ilvl w:val="0"/>
+                <w:numId w:val="2"/>
+              </w:numPr>
+              <w:tabs>
+                <w:tab w:val="center" w:pos="4513"/>
+                <w:tab w:val="left" w:pos="5844"/>
+              </w:tabs>
+              <w:rPr>
+                <w:sz w:val="20"/>
+                <w:szCs w:val="20"/>
+                <w:lang w:val="en-US"/>
+              </w:rPr>
+            </w:pPr>
+            <w:r>
+              <w:rPr>
+                <w:sz w:val="20"/>
+                <w:szCs w:val="20"/>
+                <w:lang w:val="en-US"/>
+              </w:rPr>
+              <w:t>Generate Skeleton from Camera input</w:t>
+            </w:r>
+          </w:p>
+          <w:p>
+            <w:pPr>
+              <w:pStyle w:val="ListParagraph"/>
+              <w:numPr>
+                <w:ilvl w:val="0"/>
+                <w:numId w:val="2"/>
+              </w:numPr>
+              <w:tabs>
+                <w:tab w:val="center" w:pos="4513"/>
+                <w:tab w:val="left" w:pos="5844"/>
+              </w:tabs>
+              <w:rPr>
+                <w:sz w:val="20"/>
+                <w:szCs w:val="20"/>
+                <w:lang w:val="en-US"/>
+              </w:rPr>
+            </w:pPr>
+            <w:r>
+              <w:rPr>
+                <w:sz w:val="20"/>
+                <w:szCs w:val="20"/>
+                <w:lang w:val="en-US"/>
+              </w:rPr>
+              <w:t>Kinematics</w:t>
+            </w:r>
+            <w:r>
+              <w:rPr>
+                <w:sz w:val="20"/>
+                <w:szCs w:val="20"/>
+                <w:lang w:val="en-US"/>
+              </w:rPr>
+              <w:t xml:space="preserve"> (Concepts)</w:t>
+            </w:r>
+          </w:p>
+          <w:p>
+            <w:pPr>
+              <w:pStyle w:val="ListParagraph"/>
+              <w:numPr>
+                <w:ilvl w:val="1"/>
+                <w:numId w:val="2"/>
+              </w:numPr>
+              <w:tabs>
+                <w:tab w:val="center" w:pos="4513"/>
+                <w:tab w:val="left" w:pos="5844"/>
+              </w:tabs>
+              <w:rPr>
+                <w:sz w:val="20"/>
+                <w:szCs w:val="20"/>
+                <w:lang w:val="en-US"/>
+              </w:rPr>
+            </w:pPr>
+            <w:r>
+              <w:rPr>
+                <w:sz w:val="20"/>
+                <w:szCs w:val="20"/>
+                <w:lang w:val="en-US"/>
+              </w:rPr>
+              <w:t>Transformation metrics</w:t>
+            </w:r>
+          </w:p>
+          <w:p>
+            <w:pPr>
+              <w:pStyle w:val="ListParagraph"/>
+              <w:numPr>
+                <w:ilvl w:val="1"/>
+                <w:numId w:val="2"/>
+              </w:numPr>
+              <w:tabs>
+                <w:tab w:val="center" w:pos="4513"/>
+                <w:tab w:val="left" w:pos="5844"/>
+              </w:tabs>
+              <w:rPr>
+                <w:sz w:val="20"/>
+                <w:szCs w:val="20"/>
+                <w:lang w:val="en-US"/>
+              </w:rPr>
+            </w:pPr>
+            <w:r>
+              <w:rPr>
+                <w:sz w:val="20"/>
+                <w:szCs w:val="20"/>
+                <w:lang w:val="en-US"/>
+              </w:rPr>
+              <w:t>Forward Kinematic</w:t>
+            </w:r>
+          </w:p>
+          <w:p>
+            <w:pPr>
+              <w:pStyle w:val="ListParagraph"/>
+              <w:numPr>
+                <w:ilvl w:val="1"/>
+                <w:numId w:val="2"/>
+              </w:numPr>
+              <w:tabs>
+                <w:tab w:val="center" w:pos="4513"/>
+                <w:tab w:val="left" w:pos="5844"/>
+              </w:tabs>
+              <w:rPr>
+                <w:sz w:val="20"/>
+                <w:szCs w:val="20"/>
+                <w:lang w:val="en-US"/>
+              </w:rPr>
+            </w:pPr>
+            <w:r>
+              <w:rPr>
+                <w:sz w:val="20"/>
+                <w:szCs w:val="20"/>
+                <w:lang w:val="en-US"/>
+              </w:rPr>
+              <w:t>Inverse</w:t>
+            </w:r>
+            <w:r>
+              <w:rPr>
+                <w:sz w:val="20"/>
+                <w:szCs w:val="20"/>
+                <w:lang w:val="en-US"/>
+              </w:rPr>
+              <w:t xml:space="preserve"> </w:t>
+            </w:r>
+            <w:r>
+              <w:rPr>
+                <w:sz w:val="20"/>
+                <w:szCs w:val="20"/>
+                <w:lang w:val="en-US"/>
+              </w:rPr>
+              <w:t>kinematics</w:t>
+            </w:r>
+          </w:p>
+          <w:p>
+            <w:pPr>
+              <w:pStyle w:val="ListParagraph"/>
+              <w:numPr>
+                <w:ilvl w:val="0"/>
+                <w:numId w:val="2"/>
+              </w:numPr>
+              <w:tabs>
+                <w:tab w:val="center" w:pos="4513"/>
+                <w:tab w:val="left" w:pos="5844"/>
+              </w:tabs>
+              <w:rPr>
+                <w:sz w:val="20"/>
+                <w:szCs w:val="20"/>
+                <w:lang w:val="en-US"/>
+              </w:rPr>
+            </w:pPr>
+            <w:r>
+              <w:rPr>
+                <w:sz w:val="20"/>
+                <w:szCs w:val="20"/>
+                <w:lang w:val="en-US"/>
+              </w:rPr>
+              <w:t>Posture / action recognition</w:t>
+            </w:r>
+            <w:r>
+              <w:rPr>
+                <w:sz w:val="20"/>
+                <w:szCs w:val="20"/>
+                <w:lang w:val="en-US"/>
+              </w:rPr>
+              <w:t xml:space="preserve"> (</w:t>
+            </w:r>
+            <w:proofErr w:type="spellStart"/>
+            <w:r>
+              <w:rPr>
+                <w:sz w:val="20"/>
+                <w:szCs w:val="20"/>
+                <w:lang w:val="en-US"/>
+              </w:rPr>
+              <w:t>P</w:t>
+            </w:r>
+            <w:r>
+              <w:rPr>
+                <w:sz w:val="20"/>
+                <w:szCs w:val="20"/>
+                <w:lang w:val="en-US"/>
+              </w:rPr>
+              <w:t>innochio</w:t>
+            </w:r>
+            <w:proofErr w:type="spellEnd"/>
+            <w:r>
+              <w:rPr>
+                <w:sz w:val="20"/>
+                <w:szCs w:val="20"/>
+                <w:lang w:val="en-US"/>
+              </w:rPr>
+              <w:t xml:space="preserve"> library)</w:t>
+            </w:r>
+          </w:p>
+          <w:p>
+            <w:pPr>
+              <w:pStyle w:val="ListParagraph"/>
+              <w:numPr>
+                <w:ilvl w:val="0"/>
+                <w:numId w:val="2"/>
+              </w:numPr>
+              <w:tabs>
+                <w:tab w:val="center" w:pos="4513"/>
+                <w:tab w:val="left" w:pos="5844"/>
+              </w:tabs>
+              <w:rPr>
+                <w:sz w:val="20"/>
+                <w:szCs w:val="20"/>
+                <w:lang w:val="en-US"/>
+              </w:rPr>
+            </w:pPr>
+            <w:r>
+              <w:rPr>
+                <w:sz w:val="20"/>
+                <w:szCs w:val="20"/>
+                <w:lang w:val="en-US"/>
+              </w:rPr>
+              <w:t>Use</w:t>
+            </w:r>
+            <w:r>
+              <w:rPr>
+                <w:sz w:val="20"/>
+                <w:szCs w:val="20"/>
+                <w:lang w:val="en-US"/>
+              </w:rPr>
+              <w:t xml:space="preserve"> of</w:t>
+            </w:r>
+            <w:r>
+              <w:rPr>
+                <w:sz w:val="20"/>
+                <w:szCs w:val="20"/>
+                <w:lang w:val="en-US"/>
+              </w:rPr>
+              <w:t xml:space="preserve"> Git</w:t>
+            </w:r>
+            <w:r>
+              <w:rPr>
+                <w:sz w:val="20"/>
+                <w:szCs w:val="20"/>
+                <w:lang w:val="en-US"/>
+              </w:rPr>
+              <w:t>/</w:t>
+            </w:r>
+            <w:proofErr w:type="spellStart"/>
+            <w:r>
+              <w:rPr>
+                <w:sz w:val="20"/>
+                <w:szCs w:val="20"/>
+                <w:lang w:val="en-US"/>
+              </w:rPr>
+              <w:t>Github</w:t>
+            </w:r>
+            <w:proofErr w:type="spellEnd"/>
+            <w:r>
+              <w:rPr>
+                <w:sz w:val="20"/>
+                <w:szCs w:val="20"/>
+                <w:lang w:val="en-US"/>
+              </w:rPr>
+              <w:t xml:space="preserve"> and Docker</w:t>
+            </w:r>
+          </w:p>
+          <w:p>
+            <w:pPr>
+              <w:pStyle w:val="ListParagraph"/>
+              <w:numPr>
+                <w:ilvl w:val="0"/>
+                <w:numId w:val="2"/>
+              </w:numPr>
+              <w:tabs>
+                <w:tab w:val="center" w:pos="4513"/>
+                <w:tab w:val="left" w:pos="5844"/>
+              </w:tabs>
+              <w:rPr>
+                <w:sz w:val="20"/>
+                <w:szCs w:val="20"/>
+                <w:lang w:val="en-US"/>
+              </w:rPr>
+            </w:pPr>
+            <w:r>
+              <w:rPr>
+                <w:sz w:val="20"/>
+                <w:szCs w:val="20"/>
+                <w:lang w:val="en-US"/>
+              </w:rPr>
+              <w:t>Ubuntu 22</w:t>
+            </w:r>
+          </w:p>
+          <w:p>
+            <w:pPr>
+              <w:tabs>
+                <w:tab w:val="center" w:pos="4513"/>
+                <w:tab w:val="left" w:pos="5844"/>
+              </w:tabs>
+              <w:rPr>
+                <w:sz w:val="20"/>
+                <w:szCs w:val="20"/>
+                <w:lang w:val="en-US"/>
+              </w:rPr>
+            </w:pPr>
           </w:p>
         </w:tc>
         <w:tc>
@@ -747,16 +1828,111 @@
           </w:tcPr>
           <w:p>
             <w:pPr>
-              <w:tabs>
-                <w:tab w:val="center" w:pos="4513"/>
-                <w:tab w:val="left" w:pos="5844"/>
-              </w:tabs>
-              <w:rPr>
-                <w:sz w:val="20"/>
-                <w:szCs w:val="20"/>
-                <w:lang w:val="en-US"/>
-              </w:rPr>
-            </w:pPr>
+              <w:pStyle w:val="ListParagraph"/>
+              <w:numPr>
+                <w:ilvl w:val="0"/>
+                <w:numId w:val="2"/>
+              </w:numPr>
+              <w:tabs>
+                <w:tab w:val="center" w:pos="4513"/>
+                <w:tab w:val="left" w:pos="5844"/>
+              </w:tabs>
+              <w:rPr>
+                <w:sz w:val="20"/>
+                <w:szCs w:val="20"/>
+                <w:lang w:val="en-US"/>
+              </w:rPr>
+            </w:pPr>
+            <w:r>
+              <w:rPr>
+                <w:sz w:val="20"/>
+                <w:szCs w:val="20"/>
+                <w:lang w:val="en-US"/>
+              </w:rPr>
+              <w:t>ALL members are to</w:t>
+            </w:r>
+            <w:r>
+              <w:rPr>
+                <w:sz w:val="20"/>
+                <w:szCs w:val="20"/>
+                <w:lang w:val="en-US"/>
+              </w:rPr>
+              <w:t xml:space="preserve"> research these </w:t>
+            </w:r>
+            <w:r>
+              <w:rPr>
+                <w:sz w:val="20"/>
+                <w:szCs w:val="20"/>
+                <w:lang w:val="en-US"/>
+              </w:rPr>
+              <w:t>topics</w:t>
+            </w:r>
+            <w:r>
+              <w:rPr>
+                <w:sz w:val="20"/>
+                <w:szCs w:val="20"/>
+                <w:lang w:val="en-US"/>
+              </w:rPr>
+              <w:t>.</w:t>
+            </w:r>
+          </w:p>
+          <w:p>
+            <w:pPr>
+              <w:pStyle w:val="ListParagraph"/>
+              <w:numPr>
+                <w:ilvl w:val="0"/>
+                <w:numId w:val="2"/>
+              </w:numPr>
+              <w:tabs>
+                <w:tab w:val="center" w:pos="4513"/>
+                <w:tab w:val="left" w:pos="5844"/>
+              </w:tabs>
+              <w:rPr>
+                <w:sz w:val="20"/>
+                <w:szCs w:val="20"/>
+                <w:lang w:val="en-US"/>
+              </w:rPr>
+            </w:pPr>
+            <w:r>
+              <w:rPr>
+                <w:sz w:val="20"/>
+                <w:szCs w:val="20"/>
+                <w:lang w:val="en-US"/>
+              </w:rPr>
+              <w:t>A</w:t>
+            </w:r>
+            <w:r>
+              <w:rPr>
+                <w:sz w:val="20"/>
+                <w:szCs w:val="20"/>
+                <w:lang w:val="en-US"/>
+              </w:rPr>
+              <w:t>LL</w:t>
+            </w:r>
+            <w:r>
+              <w:rPr>
+                <w:sz w:val="20"/>
+                <w:szCs w:val="20"/>
+                <w:lang w:val="en-US"/>
+              </w:rPr>
+              <w:t xml:space="preserve"> members are to implement </w:t>
+            </w:r>
+            <w:r>
+              <w:rPr>
+                <w:sz w:val="20"/>
+                <w:szCs w:val="20"/>
+                <w:lang w:val="en-US"/>
+              </w:rPr>
+              <w:t>a Ubuntu 22 Docker contain</w:t>
+            </w:r>
+            <w:r>
+              <w:rPr>
+                <w:sz w:val="20"/>
+                <w:szCs w:val="20"/>
+                <w:lang w:val="en-US"/>
+              </w:rPr>
+              <w:t>er on your device ready for development</w:t>
+            </w:r>
           </w:p>
         </w:tc>
       </w:tr>
@@ -813,6 +1989,22 @@
                 <w:lang w:val="en-US"/>
               </w:rPr>
             </w:pPr>
+            <w:r>
+              <w:rPr>
+                <w:sz w:val="20"/>
+                <w:szCs w:val="20"/>
+                <w:lang w:val="en-US"/>
+              </w:rPr>
+              <w:t>Explanation of C</w:t>
+            </w:r>
+            <w:r>
+              <w:rPr>
+                <w:sz w:val="20"/>
+                <w:szCs w:val="20"/>
+                <w:lang w:val="en-US"/>
+              </w:rPr>
+              <w:t>oncepts involved</w:t>
+            </w:r>
           </w:p>
         </w:tc>
         <w:tc>
@@ -831,6 +2023,421 @@
                 <w:lang w:val="en-US"/>
               </w:rPr>
             </w:pPr>
+            <w:r>
+              <w:rPr>
+                <w:noProof/>
+                <w:sz w:val="20"/>
+                <w:szCs w:val="20"/>
+                <w:lang w:val="en-US"/>
+              </w:rPr>
+              <w:drawing>
+                <wp:inline distT="0" distB="0" distL="0" distR="0" wp14:anchorId="443577F9" wp14:editId="0AABFB45">
+                  <wp:extent cx="1334530" cy="1177290"/>
+                  <wp:effectExtent l="0" t="0" r="0" b="3810"/>
+                  <wp:docPr id="432747465" name="Picture 1"/>
+                  <wp:cNvGraphicFramePr>
+                    <a:graphicFrameLocks xmlns:a="http://schemas.openxmlformats.org/drawingml/2006/main" noChangeAspect="1"/>
+                  </wp:cNvGraphicFramePr>
+                  <a:graphic xmlns:a="http://schemas.openxmlformats.org/drawingml/2006/main">
+                    <a:graphicData uri="http://schemas.openxmlformats.org/drawingml/2006/picture">
+                      <pic:pic xmlns:pic="http://schemas.openxmlformats.org/drawingml/2006/picture">
+                        <pic:nvPicPr>
+                          <pic:cNvPr id="0" name="Picture 1"/>
+                          <pic:cNvPicPr>
+                            <a:picLocks noChangeAspect="1" noChangeArrowheads="1"/>
+                          </pic:cNvPicPr>
+                        </pic:nvPicPr>
+                        <pic:blipFill rotWithShape="1">
+                          <a:blip r:embed="rId5" cstate="print">
+                            <a:extLst>
+                              <a:ext uri="{28A0092B-C50C-407E-A947-70E740481C1C}">
+                                <a14:useLocalDpi xmlns:a14="http://schemas.microsoft.com/office/drawing/2010/main" val="0"/>
+                              </a:ext>
+                            </a:extLst>
+                          </a:blip>
+                          <a:srcRect l="4793" t="14782" r="8911" b="28084"/>
+                          <a:stretch>
+                            <a:fillRect/>
+                          </a:stretch>
+                        </pic:blipFill>
+                        <pic:spPr bwMode="auto">
+                          <a:xfrm>
+                            <a:off x="0" y="0"/>
+                            <a:ext cx="1344877" cy="1186418"/>
+                          </a:xfrm>
+                          <a:prstGeom prst="rect">
+                            <a:avLst/>
+                          </a:prstGeom>
+                          <a:noFill/>
+                          <a:ln>
+                            <a:noFill/>
+                          </a:ln>
+                          <a:extLst>
+                            <a:ext uri="{53640926-AAD7-44D8-BBD7-CCE9431645EC}">
+                              <a14:shadowObscured xmlns:a14="http://schemas.microsoft.com/office/drawing/2010/main"/>
+                            </a:ext>
+                          </a:extLst>
+                        </pic:spPr>
+                      </pic:pic>
+                    </a:graphicData>
+                  </a:graphic>
+                </wp:inline>
+              </w:drawing>
+            </w:r>
+          </w:p>
+          <w:p>
+            <w:pPr>
+              <w:tabs>
+                <w:tab w:val="center" w:pos="4513"/>
+                <w:tab w:val="left" w:pos="5844"/>
+              </w:tabs>
+              <w:rPr>
+                <w:sz w:val="20"/>
+                <w:szCs w:val="20"/>
+                <w:lang w:val="en-US"/>
+              </w:rPr>
+            </w:pPr>
+            <w:r>
+              <w:rPr>
+                <w:sz w:val="20"/>
+                <w:szCs w:val="20"/>
+                <w:lang w:val="en-US"/>
+              </w:rPr>
+              <w:t>Data in:</w:t>
+            </w:r>
+          </w:p>
+          <w:p>
+            <w:pPr>
+              <w:pStyle w:val="ListParagraph"/>
+              <w:numPr>
+                <w:ilvl w:val="0"/>
+                <w:numId w:val="2"/>
+              </w:numPr>
+              <w:tabs>
+                <w:tab w:val="center" w:pos="4513"/>
+                <w:tab w:val="left" w:pos="5844"/>
+              </w:tabs>
+              <w:rPr>
+                <w:sz w:val="20"/>
+                <w:szCs w:val="20"/>
+                <w:lang w:val="en-US"/>
+              </w:rPr>
+            </w:pPr>
+            <w:r>
+              <w:rPr>
+                <w:sz w:val="20"/>
+                <w:szCs w:val="20"/>
+                <w:lang w:val="en-US"/>
+              </w:rPr>
+              <w:t xml:space="preserve">Camera stream </w:t>
+            </w:r>
+            <w:r>
+              <w:rPr>
+                <w:sz w:val="20"/>
+                <w:szCs w:val="20"/>
+                <w:lang w:val="en-US"/>
+              </w:rPr>
+              <w:t>=</w:t>
+            </w:r>
+            <w:r>
+              <w:rPr>
+                <w:sz w:val="20"/>
+                <w:szCs w:val="20"/>
+                <w:lang w:val="en-US"/>
+              </w:rPr>
+              <w:t>&gt;</w:t>
+            </w:r>
+            <w:r>
+              <w:rPr>
+                <w:sz w:val="20"/>
+                <w:szCs w:val="20"/>
+                <w:lang w:val="en-US"/>
+              </w:rPr>
+              <w:t xml:space="preserve"> </w:t>
+            </w:r>
+            <w:r>
+              <w:rPr>
+                <w:sz w:val="20"/>
+                <w:szCs w:val="20"/>
+                <w:lang w:val="en-US"/>
+              </w:rPr>
+              <w:t xml:space="preserve">‘Translator’ </w:t>
+            </w:r>
+            <w:r>
+              <w:rPr>
+                <w:sz w:val="20"/>
+                <w:szCs w:val="20"/>
+                <w:lang w:val="en-US"/>
+              </w:rPr>
+              <w:t>=</w:t>
+            </w:r>
+            <w:r>
+              <w:rPr>
+                <w:sz w:val="20"/>
+                <w:szCs w:val="20"/>
+                <w:lang w:val="en-US"/>
+              </w:rPr>
+              <w:t xml:space="preserve">&gt; </w:t>
+            </w:r>
+            <w:r>
+              <w:rPr>
+                <w:sz w:val="20"/>
+                <w:szCs w:val="20"/>
+                <w:lang w:val="en-US"/>
+              </w:rPr>
+              <w:t>‘</w:t>
+            </w:r>
+            <w:r>
+              <w:rPr>
+                <w:sz w:val="20"/>
+                <w:szCs w:val="20"/>
+                <w:lang w:val="en-US"/>
+              </w:rPr>
+              <w:t>Skeleton</w:t>
+            </w:r>
+            <w:r>
+              <w:rPr>
+                <w:sz w:val="20"/>
+                <w:szCs w:val="20"/>
+                <w:lang w:val="en-US"/>
+              </w:rPr>
+              <w:t>’</w:t>
+            </w:r>
+            <w:r>
+              <w:rPr>
+                <w:sz w:val="20"/>
+                <w:szCs w:val="20"/>
+                <w:lang w:val="en-US"/>
+              </w:rPr>
+              <w:t xml:space="preserve"> </w:t>
+            </w:r>
+            <w:r>
+              <w:rPr>
+                <w:sz w:val="20"/>
+                <w:szCs w:val="20"/>
+                <w:lang w:val="en-US"/>
+              </w:rPr>
+              <w:t>(connected points in 3D space</w:t>
+            </w:r>
+            <w:r>
+              <w:rPr>
+                <w:sz w:val="20"/>
+                <w:szCs w:val="20"/>
+                <w:lang w:val="en-US"/>
+              </w:rPr>
+              <w:t xml:space="preserve"> depicting a human)</w:t>
+            </w:r>
+            <w:r>
+              <w:rPr>
+                <w:sz w:val="20"/>
+                <w:szCs w:val="20"/>
+                <w:lang w:val="en-US"/>
+              </w:rPr>
+              <w:t xml:space="preserve"> =&gt; IK</w:t>
+            </w:r>
+          </w:p>
+          <w:p>
+            <w:pPr>
+              <w:pStyle w:val="ListParagraph"/>
+              <w:numPr>
+                <w:ilvl w:val="0"/>
+                <w:numId w:val="2"/>
+              </w:numPr>
+              <w:tabs>
+                <w:tab w:val="center" w:pos="4513"/>
+                <w:tab w:val="left" w:pos="5844"/>
+              </w:tabs>
+              <w:rPr>
+                <w:sz w:val="20"/>
+                <w:szCs w:val="20"/>
+                <w:lang w:val="en-US"/>
+              </w:rPr>
+            </w:pPr>
+            <w:r>
+              <w:rPr>
+                <w:sz w:val="20"/>
+                <w:szCs w:val="20"/>
+                <w:lang w:val="en-US"/>
+              </w:rPr>
+              <w:t xml:space="preserve">Unitree API </w:t>
+            </w:r>
+            <w:r>
+              <w:rPr>
+                <w:sz w:val="20"/>
+                <w:szCs w:val="20"/>
+                <w:lang w:val="en-US"/>
+              </w:rPr>
+              <w:t>=</w:t>
+            </w:r>
+            <w:r>
+              <w:rPr>
+                <w:sz w:val="20"/>
+                <w:szCs w:val="20"/>
+                <w:lang w:val="en-US"/>
+              </w:rPr>
+              <w:t xml:space="preserve">&gt; Current robot pose </w:t>
+            </w:r>
+            <w:r>
+              <w:rPr>
+                <w:sz w:val="20"/>
+                <w:szCs w:val="20"/>
+                <w:lang w:val="en-US"/>
+              </w:rPr>
+              <w:t>=</w:t>
+            </w:r>
+            <w:r>
+              <w:rPr>
+                <w:sz w:val="20"/>
+                <w:szCs w:val="20"/>
+                <w:lang w:val="en-US"/>
+              </w:rPr>
+              <w:t>&gt;</w:t>
+            </w:r>
+            <w:r>
+              <w:rPr>
+                <w:sz w:val="20"/>
+                <w:szCs w:val="20"/>
+                <w:lang w:val="en-US"/>
+              </w:rPr>
+              <w:t xml:space="preserve"> IK</w:t>
+            </w:r>
+          </w:p>
+          <w:p>
+            <w:pPr>
+              <w:pStyle w:val="ListParagraph"/>
+              <w:numPr>
+                <w:ilvl w:val="0"/>
+                <w:numId w:val="2"/>
+              </w:numPr>
+              <w:tabs>
+                <w:tab w:val="center" w:pos="4513"/>
+                <w:tab w:val="left" w:pos="5844"/>
+              </w:tabs>
+              <w:rPr>
+                <w:sz w:val="20"/>
+                <w:szCs w:val="20"/>
+                <w:lang w:val="en-US"/>
+              </w:rPr>
+            </w:pPr>
+            <w:r>
+              <w:rPr>
+                <w:sz w:val="20"/>
+                <w:szCs w:val="20"/>
+                <w:lang w:val="en-US"/>
+              </w:rPr>
+              <w:t>Motion capture suit</w:t>
+            </w:r>
+            <w:r>
+              <w:rPr>
+                <w:sz w:val="20"/>
+                <w:szCs w:val="20"/>
+                <w:lang w:val="en-US"/>
+              </w:rPr>
+              <w:t xml:space="preserve"> =&gt; ‘GMR’</w:t>
+            </w:r>
+            <w:r>
+              <w:rPr>
+                <w:sz w:val="20"/>
+                <w:szCs w:val="20"/>
+                <w:lang w:val="en-US"/>
+              </w:rPr>
+              <w:t xml:space="preserve"> =&gt;</w:t>
+            </w:r>
+            <w:r>
+              <w:rPr>
+                <w:sz w:val="20"/>
+                <w:szCs w:val="20"/>
+                <w:lang w:val="en-US"/>
+              </w:rPr>
+              <w:t xml:space="preserve"> </w:t>
+            </w:r>
+            <w:r>
+              <w:rPr>
+                <w:sz w:val="20"/>
+                <w:szCs w:val="20"/>
+                <w:lang w:val="en-US"/>
+              </w:rPr>
+              <w:t>‘Skeleton’ =&gt;</w:t>
+            </w:r>
+            <w:r>
+              <w:rPr>
+                <w:sz w:val="20"/>
+                <w:szCs w:val="20"/>
+                <w:lang w:val="en-US"/>
+              </w:rPr>
+              <w:t xml:space="preserve"> IK</w:t>
+            </w:r>
+          </w:p>
+          <w:p>
+            <w:pPr>
+              <w:tabs>
+                <w:tab w:val="center" w:pos="4513"/>
+                <w:tab w:val="left" w:pos="5844"/>
+              </w:tabs>
+              <w:rPr>
+                <w:sz w:val="20"/>
+                <w:szCs w:val="20"/>
+                <w:lang w:val="en-US"/>
+              </w:rPr>
+            </w:pPr>
+            <w:r>
+              <w:rPr>
+                <w:sz w:val="20"/>
+                <w:szCs w:val="20"/>
+                <w:lang w:val="en-US"/>
+              </w:rPr>
+              <w:t>Data out:</w:t>
+            </w:r>
+          </w:p>
+          <w:p>
+            <w:pPr>
+              <w:pStyle w:val="ListParagraph"/>
+              <w:numPr>
+                <w:ilvl w:val="0"/>
+                <w:numId w:val="2"/>
+              </w:numPr>
+              <w:tabs>
+                <w:tab w:val="center" w:pos="4513"/>
+                <w:tab w:val="left" w:pos="5844"/>
+              </w:tabs>
+              <w:rPr>
+                <w:sz w:val="20"/>
+                <w:szCs w:val="20"/>
+                <w:lang w:val="en-US"/>
+              </w:rPr>
+            </w:pPr>
+            <w:r>
+              <w:rPr>
+                <w:sz w:val="20"/>
+                <w:szCs w:val="20"/>
+                <w:lang w:val="en-US"/>
+              </w:rPr>
+              <w:t>Inverse Kinetics</w:t>
+            </w:r>
+            <w:r>
+              <w:rPr>
+                <w:sz w:val="20"/>
+                <w:szCs w:val="20"/>
+                <w:lang w:val="en-US"/>
+              </w:rPr>
+              <w:t xml:space="preserve"> (IK)</w:t>
+            </w:r>
+            <w:r>
+              <w:rPr>
+                <w:sz w:val="20"/>
+                <w:szCs w:val="20"/>
+                <w:lang w:val="en-US"/>
+              </w:rPr>
+              <w:t xml:space="preserve"> =&gt; analog pose =&gt; </w:t>
+            </w:r>
+            <w:r>
+              <w:rPr>
+                <w:sz w:val="20"/>
+                <w:szCs w:val="20"/>
+                <w:lang w:val="en-US"/>
+              </w:rPr>
+              <w:t>Unitree API</w:t>
+            </w:r>
           </w:p>
         </w:tc>
         <w:tc>
@@ -869,6 +2476,14 @@
                 <w:lang w:val="en-US"/>
               </w:rPr>
             </w:pPr>
+            <w:r>
+              <w:rPr>
+                <w:sz w:val="20"/>
+                <w:szCs w:val="20"/>
+                <w:lang w:val="en-US"/>
+              </w:rPr>
+              <w:t>1420</w:t>
+            </w:r>
           </w:p>
         </w:tc>
         <w:tc>
@@ -887,6 +2502,14 @@
                 <w:lang w:val="en-US"/>
               </w:rPr>
             </w:pPr>
+            <w:r>
+              <w:rPr>
+                <w:sz w:val="20"/>
+                <w:szCs w:val="20"/>
+                <w:lang w:val="en-US"/>
+              </w:rPr>
+              <w:t>4</w:t>
+            </w:r>
           </w:p>
         </w:tc>
         <w:tc>
@@ -905,6 +2528,14 @@
                 <w:lang w:val="en-US"/>
               </w:rPr>
             </w:pPr>
+            <w:r>
+              <w:rPr>
+                <w:sz w:val="20"/>
+                <w:szCs w:val="20"/>
+                <w:lang w:val="en-US"/>
+              </w:rPr>
+              <w:t>Personal questions and clarification</w:t>
+            </w:r>
           </w:p>
         </w:tc>
         <w:tc>
@@ -923,6 +2554,22 @@
                 <w:lang w:val="en-US"/>
               </w:rPr>
             </w:pPr>
+            <w:r>
+              <w:rPr>
+                <w:sz w:val="20"/>
+                <w:szCs w:val="20"/>
+                <w:lang w:val="en-US"/>
+              </w:rPr>
+              <w:t>Present members clarified</w:t>
+            </w:r>
+            <w:r>
+              <w:rPr>
+                <w:sz w:val="20"/>
+                <w:szCs w:val="20"/>
+                <w:lang w:val="en-US"/>
+              </w:rPr>
+              <w:t xml:space="preserve"> personal questions and interest questions</w:t>
+            </w:r>
           </w:p>
         </w:tc>
         <w:tc>
@@ -961,6 +2608,14 @@
                 <w:lang w:val="en-US"/>
               </w:rPr>
             </w:pPr>
+            <w:r>
+              <w:rPr>
+                <w:sz w:val="20"/>
+                <w:szCs w:val="20"/>
+                <w:lang w:val="en-US"/>
+              </w:rPr>
+              <w:t>1430</w:t>
+            </w:r>
           </w:p>
         </w:tc>
         <w:tc>
@@ -979,6 +2634,14 @@
                 <w:lang w:val="en-US"/>
               </w:rPr>
             </w:pPr>
+            <w:r>
+              <w:rPr>
+                <w:sz w:val="20"/>
+                <w:szCs w:val="20"/>
+                <w:lang w:val="en-US"/>
+              </w:rPr>
+              <w:t>5</w:t>
+            </w:r>
           </w:p>
         </w:tc>
         <w:tc>
@@ -997,742 +2660,14 @@
                 <w:lang w:val="en-US"/>
               </w:rPr>
             </w:pPr>
-          </w:p>
-        </w:tc>
-        <w:tc>
-          <w:tcPr>
-            <w:tcW w:w="5387" w:type="dxa"/>
-          </w:tcPr>
-          <w:p>
-            <w:pPr>
-              <w:tabs>
-                <w:tab w:val="center" w:pos="4513"/>
-                <w:tab w:val="left" w:pos="5844"/>
-              </w:tabs>
-              <w:rPr>
-                <w:sz w:val="20"/>
-                <w:szCs w:val="20"/>
-                <w:lang w:val="en-US"/>
-              </w:rPr>
-            </w:pPr>
-          </w:p>
-        </w:tc>
-        <w:tc>
-          <w:tcPr>
-            <w:tcW w:w="2268" w:type="dxa"/>
-          </w:tcPr>
-          <w:p>
-            <w:pPr>
-              <w:tabs>
-                <w:tab w:val="center" w:pos="4513"/>
-                <w:tab w:val="left" w:pos="5844"/>
-              </w:tabs>
-              <w:rPr>
-                <w:sz w:val="20"/>
-                <w:szCs w:val="20"/>
-                <w:lang w:val="en-US"/>
-              </w:rPr>
-            </w:pPr>
-          </w:p>
-        </w:tc>
-      </w:tr>
-      <w:tr>
-        <w:tc>
-          <w:tcPr>
-            <w:tcW w:w="822" w:type="dxa"/>
-          </w:tcPr>
-          <w:p>
-            <w:pPr>
-              <w:tabs>
-                <w:tab w:val="center" w:pos="4513"/>
-                <w:tab w:val="left" w:pos="5844"/>
-              </w:tabs>
-              <w:rPr>
-                <w:sz w:val="20"/>
-                <w:szCs w:val="20"/>
-                <w:lang w:val="en-US"/>
-              </w:rPr>
-            </w:pPr>
-          </w:p>
-        </w:tc>
-        <w:tc>
-          <w:tcPr>
-            <w:tcW w:w="987" w:type="dxa"/>
-          </w:tcPr>
-          <w:p>
-            <w:pPr>
-              <w:tabs>
-                <w:tab w:val="center" w:pos="4513"/>
-                <w:tab w:val="left" w:pos="5844"/>
-              </w:tabs>
-              <w:rPr>
-                <w:sz w:val="20"/>
-                <w:szCs w:val="20"/>
-                <w:lang w:val="en-US"/>
-              </w:rPr>
-            </w:pPr>
-          </w:p>
-        </w:tc>
-        <w:tc>
-          <w:tcPr>
-            <w:tcW w:w="2160" w:type="dxa"/>
-          </w:tcPr>
-          <w:p>
-            <w:pPr>
-              <w:tabs>
-                <w:tab w:val="center" w:pos="4513"/>
-                <w:tab w:val="left" w:pos="5844"/>
-              </w:tabs>
-              <w:rPr>
-                <w:sz w:val="20"/>
-                <w:szCs w:val="20"/>
-                <w:lang w:val="en-US"/>
-              </w:rPr>
-            </w:pPr>
-          </w:p>
-        </w:tc>
-        <w:tc>
-          <w:tcPr>
-            <w:tcW w:w="5387" w:type="dxa"/>
-          </w:tcPr>
-          <w:p>
-            <w:pPr>
-              <w:tabs>
-                <w:tab w:val="center" w:pos="4513"/>
-                <w:tab w:val="left" w:pos="5844"/>
-              </w:tabs>
-              <w:rPr>
-                <w:sz w:val="20"/>
-                <w:szCs w:val="20"/>
-                <w:lang w:val="en-US"/>
-              </w:rPr>
-            </w:pPr>
-          </w:p>
-        </w:tc>
-        <w:tc>
-          <w:tcPr>
-            <w:tcW w:w="2268" w:type="dxa"/>
-          </w:tcPr>
-          <w:p>
-            <w:pPr>
-              <w:tabs>
-                <w:tab w:val="center" w:pos="4513"/>
-                <w:tab w:val="left" w:pos="5844"/>
-              </w:tabs>
-              <w:rPr>
-                <w:sz w:val="20"/>
-                <w:szCs w:val="20"/>
-                <w:lang w:val="en-US"/>
-              </w:rPr>
-            </w:pPr>
-          </w:p>
-        </w:tc>
-      </w:tr>
-      <w:tr>
-        <w:tc>
-          <w:tcPr>
-            <w:tcW w:w="822" w:type="dxa"/>
-          </w:tcPr>
-          <w:p>
-            <w:pPr>
-              <w:tabs>
-                <w:tab w:val="center" w:pos="4513"/>
-                <w:tab w:val="left" w:pos="5844"/>
-              </w:tabs>
-              <w:rPr>
-                <w:sz w:val="20"/>
-                <w:szCs w:val="20"/>
-                <w:lang w:val="en-US"/>
-              </w:rPr>
-            </w:pPr>
-          </w:p>
-        </w:tc>
-        <w:tc>
-          <w:tcPr>
-            <w:tcW w:w="987" w:type="dxa"/>
-          </w:tcPr>
-          <w:p>
-            <w:pPr>
-              <w:tabs>
-                <w:tab w:val="center" w:pos="4513"/>
-                <w:tab w:val="left" w:pos="5844"/>
-              </w:tabs>
-              <w:rPr>
-                <w:sz w:val="20"/>
-                <w:szCs w:val="20"/>
-                <w:lang w:val="en-US"/>
-              </w:rPr>
-            </w:pPr>
-          </w:p>
-        </w:tc>
-        <w:tc>
-          <w:tcPr>
-            <w:tcW w:w="2160" w:type="dxa"/>
-          </w:tcPr>
-          <w:p>
-            <w:pPr>
-              <w:tabs>
-                <w:tab w:val="center" w:pos="4513"/>
-                <w:tab w:val="left" w:pos="5844"/>
-              </w:tabs>
-              <w:rPr>
-                <w:sz w:val="20"/>
-                <w:szCs w:val="20"/>
-                <w:lang w:val="en-US"/>
-              </w:rPr>
-            </w:pPr>
-          </w:p>
-        </w:tc>
-        <w:tc>
-          <w:tcPr>
-            <w:tcW w:w="5387" w:type="dxa"/>
-          </w:tcPr>
-          <w:p>
-            <w:pPr>
-              <w:tabs>
-                <w:tab w:val="center" w:pos="4513"/>
-                <w:tab w:val="left" w:pos="5844"/>
-              </w:tabs>
-              <w:rPr>
-                <w:sz w:val="20"/>
-                <w:szCs w:val="20"/>
-                <w:lang w:val="en-US"/>
-              </w:rPr>
-            </w:pPr>
-          </w:p>
-        </w:tc>
-        <w:tc>
-          <w:tcPr>
-            <w:tcW w:w="2268" w:type="dxa"/>
-          </w:tcPr>
-          <w:p>
-            <w:pPr>
-              <w:tabs>
-                <w:tab w:val="center" w:pos="4513"/>
-                <w:tab w:val="left" w:pos="5844"/>
-              </w:tabs>
-              <w:rPr>
-                <w:sz w:val="20"/>
-                <w:szCs w:val="20"/>
-                <w:lang w:val="en-US"/>
-              </w:rPr>
-            </w:pPr>
-          </w:p>
-        </w:tc>
-      </w:tr>
-      <w:tr>
-        <w:tc>
-          <w:tcPr>
-            <w:tcW w:w="822" w:type="dxa"/>
-          </w:tcPr>
-          <w:p>
-            <w:pPr>
-              <w:tabs>
-                <w:tab w:val="center" w:pos="4513"/>
-                <w:tab w:val="left" w:pos="5844"/>
-              </w:tabs>
-              <w:rPr>
-                <w:sz w:val="20"/>
-                <w:szCs w:val="20"/>
-                <w:lang w:val="en-US"/>
-              </w:rPr>
-            </w:pPr>
-          </w:p>
-        </w:tc>
-        <w:tc>
-          <w:tcPr>
-            <w:tcW w:w="987" w:type="dxa"/>
-          </w:tcPr>
-          <w:p>
-            <w:pPr>
-              <w:tabs>
-                <w:tab w:val="center" w:pos="4513"/>
-                <w:tab w:val="left" w:pos="5844"/>
-              </w:tabs>
-              <w:rPr>
-                <w:sz w:val="20"/>
-                <w:szCs w:val="20"/>
-                <w:lang w:val="en-US"/>
-              </w:rPr>
-            </w:pPr>
-          </w:p>
-        </w:tc>
-        <w:tc>
-          <w:tcPr>
-            <w:tcW w:w="2160" w:type="dxa"/>
-          </w:tcPr>
-          <w:p>
-            <w:pPr>
-              <w:tabs>
-                <w:tab w:val="center" w:pos="4513"/>
-                <w:tab w:val="left" w:pos="5844"/>
-              </w:tabs>
-              <w:rPr>
-                <w:sz w:val="20"/>
-                <w:szCs w:val="20"/>
-                <w:lang w:val="en-US"/>
-              </w:rPr>
-            </w:pPr>
-          </w:p>
-        </w:tc>
-        <w:tc>
-          <w:tcPr>
-            <w:tcW w:w="5387" w:type="dxa"/>
-          </w:tcPr>
-          <w:p>
-            <w:pPr>
-              <w:tabs>
-                <w:tab w:val="center" w:pos="4513"/>
-                <w:tab w:val="left" w:pos="5844"/>
-              </w:tabs>
-              <w:rPr>
-                <w:sz w:val="20"/>
-                <w:szCs w:val="20"/>
-                <w:lang w:val="en-US"/>
-              </w:rPr>
-            </w:pPr>
-          </w:p>
-        </w:tc>
-        <w:tc>
-          <w:tcPr>
-            <w:tcW w:w="2268" w:type="dxa"/>
-          </w:tcPr>
-          <w:p>
-            <w:pPr>
-              <w:tabs>
-                <w:tab w:val="center" w:pos="4513"/>
-                <w:tab w:val="left" w:pos="5844"/>
-              </w:tabs>
-              <w:rPr>
-                <w:sz w:val="20"/>
-                <w:szCs w:val="20"/>
-                <w:lang w:val="en-US"/>
-              </w:rPr>
-            </w:pPr>
-          </w:p>
-        </w:tc>
-      </w:tr>
-      <w:tr>
-        <w:tc>
-          <w:tcPr>
-            <w:tcW w:w="822" w:type="dxa"/>
-          </w:tcPr>
-          <w:p>
-            <w:pPr>
-              <w:tabs>
-                <w:tab w:val="center" w:pos="4513"/>
-                <w:tab w:val="left" w:pos="5844"/>
-              </w:tabs>
-              <w:rPr>
-                <w:sz w:val="20"/>
-                <w:szCs w:val="20"/>
-                <w:lang w:val="en-US"/>
-              </w:rPr>
-            </w:pPr>
-          </w:p>
-        </w:tc>
-        <w:tc>
-          <w:tcPr>
-            <w:tcW w:w="987" w:type="dxa"/>
-          </w:tcPr>
-          <w:p>
-            <w:pPr>
-              <w:tabs>
-                <w:tab w:val="center" w:pos="4513"/>
-                <w:tab w:val="left" w:pos="5844"/>
-              </w:tabs>
-              <w:rPr>
-                <w:sz w:val="20"/>
-                <w:szCs w:val="20"/>
-                <w:lang w:val="en-US"/>
-              </w:rPr>
-            </w:pPr>
-          </w:p>
-        </w:tc>
-        <w:tc>
-          <w:tcPr>
-            <w:tcW w:w="2160" w:type="dxa"/>
-          </w:tcPr>
-          <w:p>
-            <w:pPr>
-              <w:tabs>
-                <w:tab w:val="center" w:pos="4513"/>
-                <w:tab w:val="left" w:pos="5844"/>
-              </w:tabs>
-              <w:rPr>
-                <w:sz w:val="20"/>
-                <w:szCs w:val="20"/>
-                <w:lang w:val="en-US"/>
-              </w:rPr>
-            </w:pPr>
-          </w:p>
-        </w:tc>
-        <w:tc>
-          <w:tcPr>
-            <w:tcW w:w="5387" w:type="dxa"/>
-          </w:tcPr>
-          <w:p>
-            <w:pPr>
-              <w:tabs>
-                <w:tab w:val="center" w:pos="4513"/>
-                <w:tab w:val="left" w:pos="5844"/>
-              </w:tabs>
-              <w:rPr>
-                <w:sz w:val="20"/>
-                <w:szCs w:val="20"/>
-                <w:lang w:val="en-US"/>
-              </w:rPr>
-            </w:pPr>
-          </w:p>
-        </w:tc>
-        <w:tc>
-          <w:tcPr>
-            <w:tcW w:w="2268" w:type="dxa"/>
-          </w:tcPr>
-          <w:p>
-            <w:pPr>
-              <w:tabs>
-                <w:tab w:val="center" w:pos="4513"/>
-                <w:tab w:val="left" w:pos="5844"/>
-              </w:tabs>
-              <w:rPr>
-                <w:sz w:val="20"/>
-                <w:szCs w:val="20"/>
-                <w:lang w:val="en-US"/>
-              </w:rPr>
-            </w:pPr>
-          </w:p>
-        </w:tc>
-      </w:tr>
-      <w:tr>
-        <w:tc>
-          <w:tcPr>
-            <w:tcW w:w="822" w:type="dxa"/>
-          </w:tcPr>
-          <w:p>
-            <w:pPr>
-              <w:tabs>
-                <w:tab w:val="center" w:pos="4513"/>
-                <w:tab w:val="left" w:pos="5844"/>
-              </w:tabs>
-              <w:rPr>
-                <w:sz w:val="20"/>
-                <w:szCs w:val="20"/>
-                <w:lang w:val="en-US"/>
-              </w:rPr>
-            </w:pPr>
-          </w:p>
-        </w:tc>
-        <w:tc>
-          <w:tcPr>
-            <w:tcW w:w="987" w:type="dxa"/>
-          </w:tcPr>
-          <w:p>
-            <w:pPr>
-              <w:tabs>
-                <w:tab w:val="center" w:pos="4513"/>
-                <w:tab w:val="left" w:pos="5844"/>
-              </w:tabs>
-              <w:rPr>
-                <w:sz w:val="20"/>
-                <w:szCs w:val="20"/>
-                <w:lang w:val="en-US"/>
-              </w:rPr>
-            </w:pPr>
-          </w:p>
-        </w:tc>
-        <w:tc>
-          <w:tcPr>
-            <w:tcW w:w="2160" w:type="dxa"/>
-          </w:tcPr>
-          <w:p>
-            <w:pPr>
-              <w:tabs>
-                <w:tab w:val="center" w:pos="4513"/>
-                <w:tab w:val="left" w:pos="5844"/>
-              </w:tabs>
-              <w:rPr>
-                <w:sz w:val="20"/>
-                <w:szCs w:val="20"/>
-                <w:lang w:val="en-US"/>
-              </w:rPr>
-            </w:pPr>
-          </w:p>
-        </w:tc>
-        <w:tc>
-          <w:tcPr>
-            <w:tcW w:w="5387" w:type="dxa"/>
-          </w:tcPr>
-          <w:p>
-            <w:pPr>
-              <w:tabs>
-                <w:tab w:val="center" w:pos="4513"/>
-                <w:tab w:val="left" w:pos="5844"/>
-              </w:tabs>
-              <w:rPr>
-                <w:sz w:val="20"/>
-                <w:szCs w:val="20"/>
-                <w:lang w:val="en-US"/>
-              </w:rPr>
-            </w:pPr>
-          </w:p>
-        </w:tc>
-        <w:tc>
-          <w:tcPr>
-            <w:tcW w:w="2268" w:type="dxa"/>
-          </w:tcPr>
-          <w:p>
-            <w:pPr>
-              <w:tabs>
-                <w:tab w:val="center" w:pos="4513"/>
-                <w:tab w:val="left" w:pos="5844"/>
-              </w:tabs>
-              <w:rPr>
-                <w:sz w:val="20"/>
-                <w:szCs w:val="20"/>
-                <w:lang w:val="en-US"/>
-              </w:rPr>
-            </w:pPr>
-          </w:p>
-        </w:tc>
-      </w:tr>
-      <w:tr>
-        <w:tc>
-          <w:tcPr>
-            <w:tcW w:w="822" w:type="dxa"/>
-          </w:tcPr>
-          <w:p>
-            <w:pPr>
-              <w:tabs>
-                <w:tab w:val="center" w:pos="4513"/>
-                <w:tab w:val="left" w:pos="5844"/>
-              </w:tabs>
-              <w:rPr>
-                <w:sz w:val="20"/>
-                <w:szCs w:val="20"/>
-                <w:lang w:val="en-US"/>
-              </w:rPr>
-            </w:pPr>
-          </w:p>
-        </w:tc>
-        <w:tc>
-          <w:tcPr>
-            <w:tcW w:w="987" w:type="dxa"/>
-          </w:tcPr>
-          <w:p>
-            <w:pPr>
-              <w:tabs>
-                <w:tab w:val="center" w:pos="4513"/>
-                <w:tab w:val="left" w:pos="5844"/>
-              </w:tabs>
-              <w:rPr>
-                <w:sz w:val="20"/>
-                <w:szCs w:val="20"/>
-                <w:lang w:val="en-US"/>
-              </w:rPr>
-            </w:pPr>
-          </w:p>
-        </w:tc>
-        <w:tc>
-          <w:tcPr>
-            <w:tcW w:w="2160" w:type="dxa"/>
-          </w:tcPr>
-          <w:p>
-            <w:pPr>
-              <w:tabs>
-                <w:tab w:val="center" w:pos="4513"/>
-                <w:tab w:val="left" w:pos="5844"/>
-              </w:tabs>
-              <w:rPr>
-                <w:sz w:val="20"/>
-                <w:szCs w:val="20"/>
-                <w:lang w:val="en-US"/>
-              </w:rPr>
-            </w:pPr>
-          </w:p>
-        </w:tc>
-        <w:tc>
-          <w:tcPr>
-            <w:tcW w:w="5387" w:type="dxa"/>
-          </w:tcPr>
-          <w:p>
-            <w:pPr>
-              <w:tabs>
-                <w:tab w:val="center" w:pos="4513"/>
-                <w:tab w:val="left" w:pos="5844"/>
-              </w:tabs>
-              <w:rPr>
-                <w:sz w:val="20"/>
-                <w:szCs w:val="20"/>
-                <w:lang w:val="en-US"/>
-              </w:rPr>
-            </w:pPr>
-          </w:p>
-        </w:tc>
-        <w:tc>
-          <w:tcPr>
-            <w:tcW w:w="2268" w:type="dxa"/>
-          </w:tcPr>
-          <w:p>
-            <w:pPr>
-              <w:tabs>
-                <w:tab w:val="center" w:pos="4513"/>
-                <w:tab w:val="left" w:pos="5844"/>
-              </w:tabs>
-              <w:rPr>
-                <w:sz w:val="20"/>
-                <w:szCs w:val="20"/>
-                <w:lang w:val="en-US"/>
-              </w:rPr>
-            </w:pPr>
-          </w:p>
-        </w:tc>
-      </w:tr>
-      <w:tr>
-        <w:tc>
-          <w:tcPr>
-            <w:tcW w:w="822" w:type="dxa"/>
-          </w:tcPr>
-          <w:p>
-            <w:pPr>
-              <w:tabs>
-                <w:tab w:val="center" w:pos="4513"/>
-                <w:tab w:val="left" w:pos="5844"/>
-              </w:tabs>
-              <w:rPr>
-                <w:sz w:val="20"/>
-                <w:szCs w:val="20"/>
-                <w:lang w:val="en-US"/>
-              </w:rPr>
-            </w:pPr>
-          </w:p>
-        </w:tc>
-        <w:tc>
-          <w:tcPr>
-            <w:tcW w:w="987" w:type="dxa"/>
-          </w:tcPr>
-          <w:p>
-            <w:pPr>
-              <w:tabs>
-                <w:tab w:val="center" w:pos="4513"/>
-                <w:tab w:val="left" w:pos="5844"/>
-              </w:tabs>
-              <w:rPr>
-                <w:sz w:val="20"/>
-                <w:szCs w:val="20"/>
-                <w:lang w:val="en-US"/>
-              </w:rPr>
-            </w:pPr>
-          </w:p>
-        </w:tc>
-        <w:tc>
-          <w:tcPr>
-            <w:tcW w:w="2160" w:type="dxa"/>
-          </w:tcPr>
-          <w:p>
-            <w:pPr>
-              <w:tabs>
-                <w:tab w:val="center" w:pos="4513"/>
-                <w:tab w:val="left" w:pos="5844"/>
-              </w:tabs>
-              <w:rPr>
-                <w:sz w:val="20"/>
-                <w:szCs w:val="20"/>
-                <w:lang w:val="en-US"/>
-              </w:rPr>
-            </w:pPr>
-          </w:p>
-        </w:tc>
-        <w:tc>
-          <w:tcPr>
-            <w:tcW w:w="5387" w:type="dxa"/>
-          </w:tcPr>
-          <w:p>
-            <w:pPr>
-              <w:tabs>
-                <w:tab w:val="center" w:pos="4513"/>
-                <w:tab w:val="left" w:pos="5844"/>
-              </w:tabs>
-              <w:rPr>
-                <w:sz w:val="20"/>
-                <w:szCs w:val="20"/>
-                <w:lang w:val="en-US"/>
-              </w:rPr>
-            </w:pPr>
-          </w:p>
-        </w:tc>
-        <w:tc>
-          <w:tcPr>
-            <w:tcW w:w="2268" w:type="dxa"/>
-          </w:tcPr>
-          <w:p>
-            <w:pPr>
-              <w:tabs>
-                <w:tab w:val="center" w:pos="4513"/>
-                <w:tab w:val="left" w:pos="5844"/>
-              </w:tabs>
-              <w:rPr>
-                <w:sz w:val="20"/>
-                <w:szCs w:val="20"/>
-                <w:lang w:val="en-US"/>
-              </w:rPr>
-            </w:pPr>
-          </w:p>
-        </w:tc>
-      </w:tr>
-      <w:tr>
-        <w:tc>
-          <w:tcPr>
-            <w:tcW w:w="822" w:type="dxa"/>
-          </w:tcPr>
-          <w:p>
-            <w:pPr>
-              <w:tabs>
-                <w:tab w:val="center" w:pos="4513"/>
-                <w:tab w:val="left" w:pos="5844"/>
-              </w:tabs>
-              <w:rPr>
-                <w:sz w:val="20"/>
-                <w:szCs w:val="20"/>
-                <w:lang w:val="en-US"/>
-              </w:rPr>
-            </w:pPr>
-          </w:p>
-        </w:tc>
-        <w:tc>
-          <w:tcPr>
-            <w:tcW w:w="987" w:type="dxa"/>
-          </w:tcPr>
-          <w:p>
-            <w:pPr>
-              <w:tabs>
-                <w:tab w:val="center" w:pos="4513"/>
-                <w:tab w:val="left" w:pos="5844"/>
-              </w:tabs>
-              <w:rPr>
-                <w:sz w:val="20"/>
-                <w:szCs w:val="20"/>
-                <w:lang w:val="en-US"/>
-              </w:rPr>
-            </w:pPr>
-          </w:p>
-        </w:tc>
-        <w:tc>
-          <w:tcPr>
-            <w:tcW w:w="2160" w:type="dxa"/>
-          </w:tcPr>
-          <w:p>
-            <w:pPr>
-              <w:tabs>
-                <w:tab w:val="center" w:pos="4513"/>
-                <w:tab w:val="left" w:pos="5844"/>
-              </w:tabs>
-              <w:rPr>
-                <w:sz w:val="20"/>
-                <w:szCs w:val="20"/>
-                <w:lang w:val="en-US"/>
-              </w:rPr>
-            </w:pPr>
+            <w:r>
+              <w:rPr>
+                <w:sz w:val="20"/>
+                <w:szCs w:val="20"/>
+                <w:lang w:val="en-US"/>
+              </w:rPr>
+              <w:t>Meeting end</w:t>
+            </w:r>
           </w:p>
         </w:tc>
         <w:tc>
@@ -1794,6 +2729,356 @@
     </w:sectPr>
   </w:body>
 </w:document>
+</file>
+
+<file path=word/numbering.xml><?xml version="1.0" encoding="utf-8"?>
+<w:numbering xmlns:wpc="http://schemas.microsoft.com/office/word/2010/wordprocessingCanvas" xmlns:cx="http://schemas.microsoft.com/office/drawing/2014/chartex" xmlns:cx1="http://schemas.microsoft.com/office/drawing/2015/9/8/chartex" xmlns:cx2="http://schemas.microsoft.com/office/drawing/2015/10/21/chartex" xmlns:cx3="http://schemas.microsoft.com/office/drawing/2016/5/9/chartex" xmlns:cx4="http://schemas.microsoft.com/office/drawing/2016/5/10/chartex" xmlns:cx5="http://schemas.microsoft.com/office/drawing/2016/5/11/chartex" xmlns:cx6="http://schemas.microsoft.com/office/drawing/2016/5/12/chartex" xmlns:cx7="http://schemas.microsoft.com/office/drawing/2016/5/13/chartex" xmlns:cx8="http://schemas.microsoft.com/office/drawing/2016/5/14/chartex" xmlns:mc="http://schemas.openxmlformats.org/markup-compatibility/2006" xmlns:aink="http://schemas.microsoft.com/office/drawing/2016/ink" xmlns:am3d="http://schemas.microsoft.com/office/drawing/2017/model3d" xmlns:o="urn:schemas-microsoft-com:office:office" xmlns:oel="http://schemas.microsoft.com/office/2019/extlst" xmlns:r="http://schemas.openxmlformats.org/officeDocument/2006/relationships" xmlns:m="http://schemas.openxmlformats.org/officeDocument/2006/math" xmlns:v="urn:schemas-microsoft-com:vml" xmlns:wp14="http://schemas.microsoft.com/office/word/2010/wordprocessingDrawing" xmlns:wp="http://schemas.openxmlformats.org/drawingml/2006/wordprocessingDrawing" xmlns:w10="urn:schemas-microsoft-com:office:word" xmlns:w="http://schemas.openxmlformats.org/wordprocessingml/2006/main" xmlns:w14="http://schemas.microsoft.com/office/word/2010/wordml" xmlns:w15="http://schemas.microsoft.com/office/word/2012/wordml" xmlns:w16cei="http://schemas.microsoft.com/office/word/2026/wordml/cei" xmlns:w16cex="http://schemas.microsoft.com/office/word/2018/wordml/cex" xmlns:w16cid="http://schemas.microsoft.com/office/word/2016/wordml/cid" xmlns:w16="http://schemas.microsoft.com/office/word/2018/wordml" xmlns:w16du="http://schemas.microsoft.com/office/word/2023/wordml/word16du" xmlns:w16sdtdh="http://schemas.microsoft.com/office/word/2020/wordml/sdtdatahash" xmlns:w16sdtfl="http://schemas.microsoft.com/office/word/2024/wordml/sdtformatlock" xmlns:w16se="http://schemas.microsoft.com/office/word/2015/wordml/symex" xmlns:wpg="http://schemas.microsoft.com/office/word/2010/wordprocessingGroup" xmlns:wpi="http://schemas.microsoft.com/office/word/2010/wordprocessingInk" xmlns:wne="http://schemas.microsoft.com/office/word/2006/wordml" xmlns:wps="http://schemas.microsoft.com/office/word/2010/wordprocessingShape" mc:Ignorable="w14 w15 w16se w16cid w16 w16cex w16sdtdh w16sdtfl w16du wp14">
+  <w:abstractNum w:abstractNumId="0" w15:restartNumberingAfterBreak="0">
+    <w:nsid w:val="4EE31F99"/>
+    <w:multiLevelType w:val="hybridMultilevel"/>
+    <w:tmpl w:val="332A40F4"/>
+    <w:lvl w:ilvl="0" w:tplc="A1F0EFE2">
+      <w:numFmt w:val="bullet"/>
+      <w:lvlText w:val="-"/>
+      <w:lvlJc w:val="left"/>
+      <w:pPr>
+        <w:ind w:left="720" w:hanging="360"/>
+      </w:pPr>
+      <w:rPr>
+        <w:rFonts w:ascii="Aptos" w:eastAsiaTheme="minorHAnsi" w:hAnsi="Aptos" w:cstheme="minorBidi" w:hint="default"/>
+      </w:rPr>
+    </w:lvl>
+    <w:lvl w:ilvl="1" w:tplc="0C090003">
+      <w:start w:val="1"/>
+      <w:numFmt w:val="bullet"/>
+      <w:lvlText w:val="o"/>
+      <w:lvlJc w:val="left"/>
+      <w:pPr>
+        <w:ind w:left="1440" w:hanging="360"/>
+      </w:pPr>
+      <w:rPr>
+        <w:rFonts w:ascii="Courier New" w:hAnsi="Courier New" w:cs="Courier New" w:hint="default"/>
+      </w:rPr>
+    </w:lvl>
+    <w:lvl w:ilvl="2" w:tplc="0C090005" w:tentative="1">
+      <w:start w:val="1"/>
+      <w:numFmt w:val="bullet"/>
+      <w:lvlText w:val=""/>
+      <w:lvlJc w:val="left"/>
+      <w:pPr>
+        <w:ind w:left="2160" w:hanging="360"/>
+      </w:pPr>
+      <w:rPr>
+        <w:rFonts w:ascii="Wingdings" w:hAnsi="Wingdings" w:hint="default"/>
+      </w:rPr>
+    </w:lvl>
+    <w:lvl w:ilvl="3" w:tplc="0C090001" w:tentative="1">
+      <w:start w:val="1"/>
+      <w:numFmt w:val="bullet"/>
+      <w:lvlText w:val=""/>
+      <w:lvlJc w:val="left"/>
+      <w:pPr>
+        <w:ind w:left="2880" w:hanging="360"/>
+      </w:pPr>
+      <w:rPr>
+        <w:rFonts w:ascii="Symbol" w:hAnsi="Symbol" w:hint="default"/>
+      </w:rPr>
+    </w:lvl>
+    <w:lvl w:ilvl="4" w:tplc="0C090003" w:tentative="1">
+      <w:start w:val="1"/>
+      <w:numFmt w:val="bullet"/>
+      <w:lvlText w:val="o"/>
+      <w:lvlJc w:val="left"/>
+      <w:pPr>
+        <w:ind w:left="3600" w:hanging="360"/>
+      </w:pPr>
+      <w:rPr>
+        <w:rFonts w:ascii="Courier New" w:hAnsi="Courier New" w:cs="Courier New" w:hint="default"/>
+      </w:rPr>
+    </w:lvl>
+    <w:lvl w:ilvl="5" w:tplc="0C090005" w:tentative="1">
+      <w:start w:val="1"/>
+      <w:numFmt w:val="bullet"/>
+      <w:lvlText w:val=""/>
+      <w:lvlJc w:val="left"/>
+      <w:pPr>
+        <w:ind w:left="4320" w:hanging="360"/>
+      </w:pPr>
+      <w:rPr>
+        <w:rFonts w:ascii="Wingdings" w:hAnsi="Wingdings" w:hint="default"/>
+      </w:rPr>
+    </w:lvl>
+    <w:lvl w:ilvl="6" w:tplc="0C090001" w:tentative="1">
+      <w:start w:val="1"/>
+      <w:numFmt w:val="bullet"/>
+      <w:lvlText w:val=""/>
+      <w:lvlJc w:val="left"/>
+      <w:pPr>
+        <w:ind w:left="5040" w:hanging="360"/>
+      </w:pPr>
+      <w:rPr>
+        <w:rFonts w:ascii="Symbol" w:hAnsi="Symbol" w:hint="default"/>
+      </w:rPr>
+    </w:lvl>
+    <w:lvl w:ilvl="7" w:tplc="0C090003" w:tentative="1">
+      <w:start w:val="1"/>
+      <w:numFmt w:val="bullet"/>
+      <w:lvlText w:val="o"/>
+      <w:lvlJc w:val="left"/>
+      <w:pPr>
+        <w:ind w:left="5760" w:hanging="360"/>
+      </w:pPr>
+      <w:rPr>
+        <w:rFonts w:ascii="Courier New" w:hAnsi="Courier New" w:cs="Courier New" w:hint="default"/>
+      </w:rPr>
+    </w:lvl>
+    <w:lvl w:ilvl="8" w:tplc="0C090005" w:tentative="1">
+      <w:start w:val="1"/>
+      <w:numFmt w:val="bullet"/>
+      <w:lvlText w:val=""/>
+      <w:lvlJc w:val="left"/>
+      <w:pPr>
+        <w:ind w:left="6480" w:hanging="360"/>
+      </w:pPr>
+      <w:rPr>
+        <w:rFonts w:ascii="Wingdings" w:hAnsi="Wingdings" w:hint="default"/>
+      </w:rPr>
+    </w:lvl>
+  </w:abstractNum>
+  <w:abstractNum w:abstractNumId="1" w15:restartNumberingAfterBreak="0">
+    <w:nsid w:val="5E6B7F7E"/>
+    <w:multiLevelType w:val="hybridMultilevel"/>
+    <w:tmpl w:val="D75A3DBA"/>
+    <w:lvl w:ilvl="0" w:tplc="CA00FE92">
+      <w:numFmt w:val="bullet"/>
+      <w:lvlText w:val="-"/>
+      <w:lvlJc w:val="left"/>
+      <w:pPr>
+        <w:ind w:left="720" w:hanging="360"/>
+      </w:pPr>
+      <w:rPr>
+        <w:rFonts w:ascii="Aptos" w:eastAsiaTheme="minorHAnsi" w:hAnsi="Aptos" w:cstheme="minorBidi" w:hint="default"/>
+      </w:rPr>
+    </w:lvl>
+    <w:lvl w:ilvl="1" w:tplc="0C090003">
+      <w:start w:val="1"/>
+      <w:numFmt w:val="bullet"/>
+      <w:lvlText w:val="o"/>
+      <w:lvlJc w:val="left"/>
+      <w:pPr>
+        <w:ind w:left="1440" w:hanging="360"/>
+      </w:pPr>
+      <w:rPr>
+        <w:rFonts w:ascii="Courier New" w:hAnsi="Courier New" w:cs="Courier New" w:hint="default"/>
+      </w:rPr>
+    </w:lvl>
+    <w:lvl w:ilvl="2" w:tplc="0C090005" w:tentative="1">
+      <w:start w:val="1"/>
+      <w:numFmt w:val="bullet"/>
+      <w:lvlText w:val=""/>
+      <w:lvlJc w:val="left"/>
+      <w:pPr>
+        <w:ind w:left="2160" w:hanging="360"/>
+      </w:pPr>
+      <w:rPr>
+        <w:rFonts w:ascii="Wingdings" w:hAnsi="Wingdings" w:hint="default"/>
+      </w:rPr>
+    </w:lvl>
+    <w:lvl w:ilvl="3" w:tplc="0C090001" w:tentative="1">
+      <w:start w:val="1"/>
+      <w:numFmt w:val="bullet"/>
+      <w:lvlText w:val=""/>
+      <w:lvlJc w:val="left"/>
+      <w:pPr>
+        <w:ind w:left="2880" w:hanging="360"/>
+      </w:pPr>
+      <w:rPr>
+        <w:rFonts w:ascii="Symbol" w:hAnsi="Symbol" w:hint="default"/>
+      </w:rPr>
+    </w:lvl>
+    <w:lvl w:ilvl="4" w:tplc="0C090003" w:tentative="1">
+      <w:start w:val="1"/>
+      <w:numFmt w:val="bullet"/>
+      <w:lvlText w:val="o"/>
+      <w:lvlJc w:val="left"/>
+      <w:pPr>
+        <w:ind w:left="3600" w:hanging="360"/>
+      </w:pPr>
+      <w:rPr>
+        <w:rFonts w:ascii="Courier New" w:hAnsi="Courier New" w:cs="Courier New" w:hint="default"/>
+      </w:rPr>
+    </w:lvl>
+    <w:lvl w:ilvl="5" w:tplc="0C090005" w:tentative="1">
+      <w:start w:val="1"/>
+      <w:numFmt w:val="bullet"/>
+      <w:lvlText w:val=""/>
+      <w:lvlJc w:val="left"/>
+      <w:pPr>
+        <w:ind w:left="4320" w:hanging="360"/>
+      </w:pPr>
+      <w:rPr>
+        <w:rFonts w:ascii="Wingdings" w:hAnsi="Wingdings" w:hint="default"/>
+      </w:rPr>
+    </w:lvl>
+    <w:lvl w:ilvl="6" w:tplc="0C090001" w:tentative="1">
+      <w:start w:val="1"/>
+      <w:numFmt w:val="bullet"/>
+      <w:lvlText w:val=""/>
+      <w:lvlJc w:val="left"/>
+      <w:pPr>
+        <w:ind w:left="5040" w:hanging="360"/>
+      </w:pPr>
+      <w:rPr>
+        <w:rFonts w:ascii="Symbol" w:hAnsi="Symbol" w:hint="default"/>
+      </w:rPr>
+    </w:lvl>
+    <w:lvl w:ilvl="7" w:tplc="0C090003" w:tentative="1">
+      <w:start w:val="1"/>
+      <w:numFmt w:val="bullet"/>
+      <w:lvlText w:val="o"/>
+      <w:lvlJc w:val="left"/>
+      <w:pPr>
+        <w:ind w:left="5760" w:hanging="360"/>
+      </w:pPr>
+      <w:rPr>
+        <w:rFonts w:ascii="Courier New" w:hAnsi="Courier New" w:cs="Courier New" w:hint="default"/>
+      </w:rPr>
+    </w:lvl>
+    <w:lvl w:ilvl="8" w:tplc="0C090005" w:tentative="1">
+      <w:start w:val="1"/>
+      <w:numFmt w:val="bullet"/>
+      <w:lvlText w:val=""/>
+      <w:lvlJc w:val="left"/>
+      <w:pPr>
+        <w:ind w:left="6480" w:hanging="360"/>
+      </w:pPr>
+      <w:rPr>
+        <w:rFonts w:ascii="Wingdings" w:hAnsi="Wingdings" w:hint="default"/>
+      </w:rPr>
+    </w:lvl>
+  </w:abstractNum>
+  <w:abstractNum w:abstractNumId="2" w15:restartNumberingAfterBreak="0">
+    <w:nsid w:val="7C2C6F3B"/>
+    <w:multiLevelType w:val="hybridMultilevel"/>
+    <w:tmpl w:val="D37818BA"/>
+    <w:lvl w:ilvl="0" w:tplc="5FE8E4CA">
+      <w:numFmt w:val="bullet"/>
+      <w:lvlText w:val="-"/>
+      <w:lvlJc w:val="left"/>
+      <w:pPr>
+        <w:ind w:left="720" w:hanging="360"/>
+      </w:pPr>
+      <w:rPr>
+        <w:rFonts w:ascii="Aptos" w:eastAsiaTheme="minorHAnsi" w:hAnsi="Aptos" w:cstheme="minorBidi" w:hint="default"/>
+      </w:rPr>
+    </w:lvl>
+    <w:lvl w:ilvl="1" w:tplc="0C090003" w:tentative="1">
+      <w:start w:val="1"/>
+      <w:numFmt w:val="bullet"/>
+      <w:lvlText w:val="o"/>
+      <w:lvlJc w:val="left"/>
+      <w:pPr>
+        <w:ind w:left="1440" w:hanging="360"/>
+      </w:pPr>
+      <w:rPr>
+        <w:rFonts w:ascii="Courier New" w:hAnsi="Courier New" w:cs="Courier New" w:hint="default"/>
+      </w:rPr>
+    </w:lvl>
+    <w:lvl w:ilvl="2" w:tplc="0C090005" w:tentative="1">
+      <w:start w:val="1"/>
+      <w:numFmt w:val="bullet"/>
+      <w:lvlText w:val=""/>
+      <w:lvlJc w:val="left"/>
+      <w:pPr>
+        <w:ind w:left="2160" w:hanging="360"/>
+      </w:pPr>
+      <w:rPr>
+        <w:rFonts w:ascii="Wingdings" w:hAnsi="Wingdings" w:hint="default"/>
+      </w:rPr>
+    </w:lvl>
+    <w:lvl w:ilvl="3" w:tplc="0C090001" w:tentative="1">
+      <w:start w:val="1"/>
+      <w:numFmt w:val="bullet"/>
+      <w:lvlText w:val=""/>
+      <w:lvlJc w:val="left"/>
+      <w:pPr>
+        <w:ind w:left="2880" w:hanging="360"/>
+      </w:pPr>
+      <w:rPr>
+        <w:rFonts w:ascii="Symbol" w:hAnsi="Symbol" w:hint="default"/>
+      </w:rPr>
+    </w:lvl>
+    <w:lvl w:ilvl="4" w:tplc="0C090003" w:tentative="1">
+      <w:start w:val="1"/>
+      <w:numFmt w:val="bullet"/>
+      <w:lvlText w:val="o"/>
+      <w:lvlJc w:val="left"/>
+      <w:pPr>
+        <w:ind w:left="3600" w:hanging="360"/>
+      </w:pPr>
+      <w:rPr>
+        <w:rFonts w:ascii="Courier New" w:hAnsi="Courier New" w:cs="Courier New" w:hint="default"/>
+      </w:rPr>
+    </w:lvl>
+    <w:lvl w:ilvl="5" w:tplc="0C090005" w:tentative="1">
+      <w:start w:val="1"/>
+      <w:numFmt w:val="bullet"/>
+      <w:lvlText w:val=""/>
+      <w:lvlJc w:val="left"/>
+      <w:pPr>
+        <w:ind w:left="4320" w:hanging="360"/>
+      </w:pPr>
+      <w:rPr>
+        <w:rFonts w:ascii="Wingdings" w:hAnsi="Wingdings" w:hint="default"/>
+      </w:rPr>
+    </w:lvl>
+    <w:lvl w:ilvl="6" w:tplc="0C090001" w:tentative="1">
+      <w:start w:val="1"/>
+      <w:numFmt w:val="bullet"/>
+      <w:lvlText w:val=""/>
+      <w:lvlJc w:val="left"/>
+      <w:pPr>
+        <w:ind w:left="5040" w:hanging="360"/>
+      </w:pPr>
+      <w:rPr>
+        <w:rFonts w:ascii="Symbol" w:hAnsi="Symbol" w:hint="default"/>
+      </w:rPr>
+    </w:lvl>
+    <w:lvl w:ilvl="7" w:tplc="0C090003" w:tentative="1">
+      <w:start w:val="1"/>
+      <w:numFmt w:val="bullet"/>
+      <w:lvlText w:val="o"/>
+      <w:lvlJc w:val="left"/>
+      <w:pPr>
+        <w:ind w:left="5760" w:hanging="360"/>
+      </w:pPr>
+      <w:rPr>
+        <w:rFonts w:ascii="Courier New" w:hAnsi="Courier New" w:cs="Courier New" w:hint="default"/>
+      </w:rPr>
+    </w:lvl>
+    <w:lvl w:ilvl="8" w:tplc="0C090005" w:tentative="1">
+      <w:start w:val="1"/>
+      <w:numFmt w:val="bullet"/>
+      <w:lvlText w:val=""/>
+      <w:lvlJc w:val="left"/>
+      <w:pPr>
+        <w:ind w:left="6480" w:hanging="360"/>
+      </w:pPr>
+      <w:rPr>
+        <w:rFonts w:ascii="Wingdings" w:hAnsi="Wingdings" w:hint="default"/>
+      </w:rPr>
+    </w:lvl>
+  </w:abstractNum>
+  <w:num w:numId="1" w16cid:durableId="1966539376">
+    <w:abstractNumId w:val="2"/>
+  </w:num>
+  <w:num w:numId="2" w16cid:durableId="2012904471">
+    <w:abstractNumId w:val="0"/>
+  </w:num>
+  <w:num w:numId="3" w16cid:durableId="1028679832">
+    <w:abstractNumId w:val="1"/>
+  </w:num>
+</w:numbering>
 </file>
 
 <file path=word/styles.xml><?xml version="1.0" encoding="utf-8"?>
